--- a/Tai_Lieu_Dac_Ta_He_Thong_AutoDealership_v25_Final_Master.docx
+++ b/Tai_Lieu_Dac_Ta_He_Thong_AutoDealership_v25_Final_Master.docx
@@ -24,7 +24,7 @@
         <w:jc w:val="center"/>
       </w:pPr>
       <w:r>
-        <w:t>Cập nhật: 2026-08-23 | Đã đồng bộ 100% với Codebase &amp; Netlify Production</w:t>
+        <w:t>Cập nhật: 2026-08-28 | Đã đồng bộ 100% với Codebase &amp; Netlify Production</w:t>
       </w:r>
     </w:p>
     <w:p>
@@ -3227,7 +3227,7 @@
                 <w:color w:val="1F2937"/>
                 <w:sz w:val="19"/>
               </w:rPr>
-              <w:t>Gọi POST /auth/send-otp. Sau khi gửi → disable 60s countdown. Gửi tối đa 3 lần/phiên.</w:t>
+              <w:t>Gọi POST /auth/otp/send. Sau khi gửi → disable 60s countdown. Gửi tối đa 3 lần/phiên.</w:t>
             </w:r>
           </w:p>
         </w:tc>
@@ -3350,7 +3350,7 @@
           <w:color w:val="1D4ED8"/>
           <w:sz w:val="20"/>
         </w:rPr>
-        <w:t xml:space="preserve">  /api/v1/auth/send-otp</w:t>
+        <w:t xml:space="preserve">  /api/v1/auth/otp/send</w:t>
       </w:r>
     </w:p>
     <w:p>
@@ -3523,7 +3523,7 @@
           <w:color w:val="1D4ED8"/>
           <w:sz w:val="20"/>
         </w:rPr>
-        <w:t xml:space="preserve">  /api/v1/auth/login</w:t>
+        <w:t xml:space="preserve">  /api/auth/[...nextauth] (NextAuth sign-in)</w:t>
       </w:r>
     </w:p>
     <w:p>
@@ -3598,7 +3598,7 @@
         <w:br/>
         <w:t xml:space="preserve">  "identity": "0901234567",</w:t>
         <w:br/>
-        <w:t xml:space="preserve">  "otp_code": "888888",</w:t>
+        <w:t xml:space="preserve">  "otpCode": "888888",</w:t>
         <w:br/>
         <w:t xml:space="preserve">  "remember_me": true</w:t>
         <w:br/>
@@ -3639,9 +3639,9 @@
         <w:br/>
         <w:t xml:space="preserve">  "data": {</w:t>
         <w:br/>
-        <w:t xml:space="preserve">    "access_token": "eyJhbGciOiJSUzI1NiIsInR5cCI6IkpXVCJ9...",  // TTL: 15 phút</w:t>
-        <w:br/>
-        <w:t xml:space="preserve">    "refresh_token": "eyJhbGciOiJSUzI1NiIsInR5cCI6IkpXVCJ9...", // TTL: 7 ngày, HttpOnly cookie</w:t>
+        <w:t xml:space="preserve">    "NextAuth session": "eyJhbGciOiJSUzI1NiIsInR5cCI6IkpXVCJ9...",  // TTL: 15 phút</w:t>
+        <w:br/>
+        <w:t xml:space="preserve">    "session auto-refresh": "eyJhbGciOiJSUzI1NiIsInR5cCI6IkpXVCJ9...", // TTL: 7 ngày, HttpOnly cookie</w:t>
         <w:br/>
         <w:t xml:space="preserve">    "user": {</w:t>
         <w:br/>
@@ -3649,11 +3649,11 @@
         <w:br/>
         <w:t xml:space="preserve">      "email": "user@example.com",</w:t>
         <w:br/>
-        <w:t xml:space="preserve">      "full_name": "Nguyen Van A",</w:t>
+        <w:t xml:space="preserve">      "fullName": "Nguyen Van A",</w:t>
         <w:br/>
         <w:t xml:space="preserve">      "role": "CUSTOMER",</w:t>
         <w:br/>
-        <w:t xml:space="preserve">      "showroom_id": null</w:t>
+        <w:t xml:space="preserve">      "showroomId": null</w:t>
         <w:br/>
         <w:t xml:space="preserve">    }</w:t>
         <w:br/>
@@ -3741,7 +3741,7 @@
           <w:color w:val="1D4ED8"/>
           <w:sz w:val="20"/>
         </w:rPr>
-        <w:t xml:space="preserve">  /api/v1/auth/logout</w:t>
+        <w:t xml:space="preserve">  /api/auth/[...nextauth] (NextAuth sign-out)</w:t>
       </w:r>
     </w:p>
     <w:p>
@@ -3756,7 +3756,7 @@
           <w:color w:val="6B7280"/>
           <w:sz w:val="18"/>
         </w:rPr>
-        <w:t xml:space="preserve">Auth: Bearer token.  </w:t>
+        <w:t xml:space="preserve">Auth: NextAuth session cookie.  </w:t>
       </w:r>
       <w:r>
         <w:rPr>
@@ -3795,7 +3795,7 @@
         </w:rPr>
         <w:t>{</w:t>
         <w:br/>
-        <w:t xml:space="preserve">  "refresh_token": "eyJhbGc..."  // optional nếu dùng HttpOnly cookie</w:t>
+        <w:t xml:space="preserve">  "session auto-refresh": "eyJhbGc..."  // optional nếu dùng HttpOnly cookie</w:t>
         <w:br/>
         <w:t>}</w:t>
       </w:r>
@@ -3901,7 +3901,7 @@
           <w:color w:val="1D4ED8"/>
           <w:sz w:val="20"/>
         </w:rPr>
-        <w:t xml:space="preserve">  /api/v1/auth/refresh-token</w:t>
+        <w:t xml:space="preserve">  N/A (NextAuth auto-refresh)</w:t>
       </w:r>
     </w:p>
     <w:p>
@@ -3955,7 +3955,7 @@
         </w:rPr>
         <w:t>{</w:t>
         <w:br/>
-        <w:t xml:space="preserve">  "refresh_token": "eyJhbGc..."  // nếu không dùng cookie</w:t>
+        <w:t xml:space="preserve">  "session auto-refresh": "eyJhbGc..."  // nếu không dùng cookie</w:t>
         <w:br/>
         <w:t>}</w:t>
       </w:r>
@@ -3994,9 +3994,9 @@
         <w:br/>
         <w:t xml:space="preserve">  "data": {</w:t>
         <w:br/>
-        <w:t xml:space="preserve">    "access_token": "eyJhbGciOiJSUzI1NiIs...",</w:t>
-        <w:br/>
-        <w:t xml:space="preserve">    "refresh_token": "eyJhbGciOiJSUzI1NiIs..." // token mới (rotation)</w:t>
+        <w:t xml:space="preserve">    "NextAuth session": "eyJhbGciOiJSUzI1NiIs...",</w:t>
+        <w:br/>
+        <w:t xml:space="preserve">    "session auto-refresh": "eyJhbGciOiJSUzI1NiIs..." // token mới (rotation)</w:t>
         <w:br/>
         <w:t xml:space="preserve">  }</w:t>
         <w:br/>
@@ -4607,7 +4607,7 @@
                 <w:color w:val="1F2937"/>
                 <w:sz w:val="19"/>
               </w:rPr>
-              <w:t>Disabled trong thời gian đếm ngược. Khi timer = 0 → Enabled. Click → gọi POST /auth/send-otp. Reset timer về 60s. Giới hạn tối đa 3 lần/phiên.</w:t>
+              <w:t>Disabled trong thời gian đếm ngược. Khi timer = 0 → Enabled. Click → gọi POST /auth/otp/send. Reset timer về 60s. Giới hạn tối đa 3 lần/phiên.</w:t>
             </w:r>
           </w:p>
         </w:tc>
@@ -4839,7 +4839,7 @@
         <w:br/>
         <w:t>│  Họ và tên *                                                             │</w:t>
         <w:br/>
-        <w:t>│  [ full_name                                              ]              │</w:t>
+        <w:t>│  [ fullName                                              ]              │</w:t>
         <w:br/>
         <w:t>│                                                                          │</w:t>
         <w:br/>
@@ -5034,7 +5034,7 @@
                 <w:color w:val="1F2937"/>
                 <w:sz w:val="19"/>
               </w:rPr>
-              <w:t>full_name</w:t>
+              <w:t>fullName</w:t>
             </w:r>
           </w:p>
         </w:tc>
@@ -5499,7 +5499,7 @@
                 <w:color w:val="1F2937"/>
                 <w:sz w:val="19"/>
               </w:rPr>
-              <w:t>Disabled nếu phone chưa hợp lệ. Sau click → POST /auth/send-otp. Cooldown 60s sau khi gửi. Max 3 lần gửi.</w:t>
+              <w:t>Disabled nếu phone chưa hợp lệ. Sau click → POST /auth/otp/send. Cooldown 60s sau khi gửi. Max 3 lần gửi.</w:t>
             </w:r>
           </w:p>
         </w:tc>
@@ -5914,7 +5914,7 @@
         </w:rPr>
         <w:t>{</w:t>
         <w:br/>
-        <w:t xml:space="preserve">  "full_name": "Nguyen Van A",</w:t>
+        <w:t xml:space="preserve">  "fullName": "Nguyen Van A",</w:t>
         <w:br/>
         <w:t xml:space="preserve">  "email": "nguyenvana@gmail.com",</w:t>
         <w:br/>
@@ -5922,7 +5922,7 @@
         <w:br/>
         <w:t xml:space="preserve">  "password": "Abc@123456",</w:t>
         <w:br/>
-        <w:t xml:space="preserve">  "otp_code": "888888"</w:t>
+        <w:t xml:space="preserve">  "otpCode": "888888"</w:t>
         <w:br/>
         <w:t>}</w:t>
       </w:r>
@@ -5961,9 +5961,9 @@
         <w:br/>
         <w:t xml:space="preserve">  "data": {</w:t>
         <w:br/>
-        <w:t xml:space="preserve">    "access_token": "eyJhbGciOiJSUzI1NiIsInR5cCI6IkpXVCJ9...",</w:t>
-        <w:br/>
-        <w:t xml:space="preserve">    "refresh_token": "eyJhbGciOiJSUzI1NiIsInR5cCI6IkpXVCJ9...",</w:t>
+        <w:t xml:space="preserve">    "NextAuth session": "eyJhbGciOiJSUzI1NiIsInR5cCI6IkpXVCJ9...",</w:t>
+        <w:br/>
+        <w:t xml:space="preserve">    "session auto-refresh": "eyJhbGciOiJSUzI1NiIsInR5cCI6IkpXVCJ9...",</w:t>
         <w:br/>
         <w:t xml:space="preserve">    "user": {</w:t>
         <w:br/>
@@ -5973,7 +5973,7 @@
         <w:br/>
         <w:t xml:space="preserve">      "phone": "0901234567",</w:t>
         <w:br/>
-        <w:t xml:space="preserve">      "full_name": "Nguyen Van A",</w:t>
+        <w:t xml:space="preserve">      "fullName": "Nguyen Van A",</w:t>
         <w:br/>
         <w:t xml:space="preserve">      "role": "CUSTOMER",</w:t>
         <w:br/>
@@ -6145,13 +6145,13 @@
         <w:br/>
         <w:t>│  Mật khẩu mới *                                       [👁]               │</w:t>
         <w:br/>
-        <w:t>│  [ new_password                                           ]              │</w:t>
+        <w:t>│  [ newPassword                                           ]              │</w:t>
         <w:br/>
         <w:t>│                                                                          │</w:t>
         <w:br/>
         <w:t>│  Xác nhận mật khẩu mới *                             [👁]               │</w:t>
         <w:br/>
-        <w:t>│  [ confirm_new_password                                   ]              │</w:t>
+        <w:t>│  [ confirm_newPassword                                   ]              │</w:t>
         <w:br/>
         <w:t>│                                                                          │</w:t>
         <w:br/>
@@ -6546,7 +6546,7 @@
                 <w:color w:val="1F2937"/>
                 <w:sz w:val="19"/>
               </w:rPr>
-              <w:t>new_password</w:t>
+              <w:t>newPassword</w:t>
             </w:r>
           </w:p>
         </w:tc>
@@ -6674,7 +6674,7 @@
                 <w:color w:val="1F2937"/>
                 <w:sz w:val="19"/>
               </w:rPr>
-              <w:t>Phải khớp new_password.</w:t>
+              <w:t>Phải khớp newPassword.</w:t>
             </w:r>
           </w:p>
         </w:tc>
@@ -6867,183 +6867,6 @@
           <w:sz w:val="22"/>
         </w:rPr>
         <w:t>API Specs — SCR-00-FP</w:t>
-      </w:r>
-    </w:p>
-    <w:p>
-      <w:pPr>
-        <w:spacing w:before="160" w:after="40"/>
-      </w:pPr>
-      <w:r>
-        <w:rPr>
-          <w:rFonts w:ascii="Courier New" w:hAnsi="Courier New"/>
-          <w:b/>
-          <w:color w:val="FFFFFF"/>
-          <w:sz w:val="20"/>
-        </w:rPr>
-        <w:t xml:space="preserve"> POST </w:t>
-      </w:r>
-      <w:r>
-        <w:rPr>
-          <w:rFonts w:ascii="Courier New" w:hAnsi="Courier New"/>
-          <w:b/>
-          <w:color w:val="1D4ED8"/>
-          <w:sz w:val="20"/>
-        </w:rPr>
-        <w:t xml:space="preserve">  /api/v1/auth/forgot-password</w:t>
-      </w:r>
-    </w:p>
-    <w:p>
-      <w:pPr>
-        <w:spacing w:after="40"/>
-        <w:ind w:left="288"/>
-      </w:pPr>
-      <w:r>
-        <w:rPr>
-          <w:rFonts w:ascii="Times New Roman" w:hAnsi="Times New Roman"/>
-          <w:b/>
-          <w:color w:val="6B7280"/>
-          <w:sz w:val="18"/>
-        </w:rPr>
-        <w:t xml:space="preserve">Auth: Public. Rate limit: 3 req/identity/hour.  </w:t>
-      </w:r>
-      <w:r>
-        <w:rPr>
-          <w:rFonts w:ascii="Times New Roman" w:hAnsi="Times New Roman"/>
-          <w:color w:val="6B7280"/>
-          <w:sz w:val="18"/>
-        </w:rPr>
-        <w:t>Gửi OTP SMS hoặc link reset email. Không tiết lộ account có tồn tại hay không.</w:t>
-      </w:r>
-    </w:p>
-    <w:p>
-      <w:pPr>
-        <w:spacing w:after="20"/>
-      </w:pPr>
-      <w:r>
-        <w:rPr>
-          <w:rFonts w:ascii="Times New Roman" w:hAnsi="Times New Roman"/>
-          <w:b/>
-          <w:color w:val="1D4ED8"/>
-          <w:sz w:val="18"/>
-        </w:rPr>
-        <w:t>▶ Request Body (JSON)</w:t>
-      </w:r>
-    </w:p>
-    <w:p>
-      <w:pPr>
-        <w:spacing w:after="120"/>
-        <w:ind w:left="288"/>
-        <w:shd w:val="clear" w:color="auto" w:fill="F3F4F6"/>
-      </w:pPr>
-      <w:r>
-        <w:rPr>
-          <w:rFonts w:ascii="Courier New" w:hAnsi="Courier New"/>
-          <w:color w:val="17202E"/>
-          <w:sz w:val="18"/>
-        </w:rPr>
-        <w:t>{</w:t>
-        <w:br/>
-        <w:t xml:space="preserve">  "identity": "0901234567"    // email hoặc phone</w:t>
-        <w:br/>
-        <w:t>}</w:t>
-      </w:r>
-    </w:p>
-    <w:p>
-      <w:pPr>
-        <w:spacing w:after="20"/>
-      </w:pPr>
-      <w:r>
-        <w:rPr>
-          <w:rFonts w:ascii="Times New Roman" w:hAnsi="Times New Roman"/>
-          <w:b/>
-          <w:color w:val="06602F"/>
-          <w:sz w:val="18"/>
-        </w:rPr>
-        <w:t>✅ Success Response</w:t>
-      </w:r>
-    </w:p>
-    <w:p>
-      <w:pPr>
-        <w:spacing w:after="120"/>
-        <w:ind w:left="288"/>
-        <w:shd w:val="clear" w:color="auto" w:fill="F3F4F6"/>
-      </w:pPr>
-      <w:r>
-        <w:rPr>
-          <w:rFonts w:ascii="Courier New" w:hAnsi="Courier New"/>
-          <w:color w:val="17202E"/>
-          <w:sz w:val="18"/>
-        </w:rPr>
-        <w:t>HTTP 200 OK</w:t>
-        <w:br/>
-        <w:t>{</w:t>
-        <w:br/>
-        <w:t xml:space="preserve">  "success": true,</w:t>
-        <w:br/>
-        <w:t xml:space="preserve">  "data": {</w:t>
-        <w:br/>
-        <w:t xml:space="preserve">    "message": "Mã xác nhận đã được gửi",</w:t>
-        <w:br/>
-        <w:t xml:space="preserve">    "method": "SMS",        // hoặc "EMAIL"</w:t>
-        <w:br/>
-        <w:t xml:space="preserve">    "expires_in": 300,      // giây</w:t>
-        <w:br/>
-        <w:t xml:space="preserve">    "masked_target": "090*****67"</w:t>
-        <w:br/>
-        <w:t xml:space="preserve">  }</w:t>
-        <w:br/>
-        <w:t>}</w:t>
-        <w:br/>
-        <w:t>// Nếu identity không tồn tại: vẫn trả 200 (không leak info)</w:t>
-      </w:r>
-    </w:p>
-    <w:p>
-      <w:pPr>
-        <w:spacing w:after="20"/>
-      </w:pPr>
-      <w:r>
-        <w:rPr>
-          <w:rFonts w:ascii="Times New Roman" w:hAnsi="Times New Roman"/>
-          <w:b/>
-          <w:color w:val="99140A"/>
-          <w:sz w:val="18"/>
-        </w:rPr>
-        <w:t>❌ Error Responses</w:t>
-      </w:r>
-    </w:p>
-    <w:p>
-      <w:pPr>
-        <w:spacing w:after="120"/>
-        <w:ind w:left="288"/>
-        <w:shd w:val="clear" w:color="auto" w:fill="F3F4F6"/>
-      </w:pPr>
-      <w:r>
-        <w:rPr>
-          <w:rFonts w:ascii="Courier New" w:hAnsi="Courier New"/>
-          <w:color w:val="17202E"/>
-          <w:sz w:val="18"/>
-        </w:rPr>
-        <w:t>HTTP 429 Too Many Requests</w:t>
-        <w:br/>
-        <w:t>{ "success": false, "error": { "code": "ERR_FP_RATE_LIMIT", "message": "Quá nhiều yêu cầu. Thử lại sau 1 giờ." } }</w:t>
-        <w:br/>
-        <w:br/>
-        <w:t>HTTP 400 Bad Request</w:t>
-        <w:br/>
-        <w:t>{ "success": false, "error": { "code": "ERR_INVALID_IDENTITY", "message": "Email hoặc số điện thoại không hợp lệ" } }</w:t>
-      </w:r>
-    </w:p>
-    <w:p>
-      <w:pPr>
-        <w:spacing w:after="80"/>
-      </w:pPr>
-      <w:r>
-        <w:rPr>
-          <w:rFonts w:ascii="Courier New" w:hAnsi="Courier New"/>
-          <w:color w:val="D1D5DB"/>
-          <w:sz w:val="14"/>
-        </w:rPr>
-        <w:t>────────────────────────────────────────────────────────────────────────────────</w:t>
       </w:r>
     </w:p>
     <w:p>
@@ -7081,6 +6904,183 @@
           <w:color w:val="6B7280"/>
           <w:sz w:val="18"/>
         </w:rPr>
+        <w:t xml:space="preserve">Auth: Public. Rate limit: 3 req/identity/hour.  </w:t>
+      </w:r>
+      <w:r>
+        <w:rPr>
+          <w:rFonts w:ascii="Times New Roman" w:hAnsi="Times New Roman"/>
+          <w:color w:val="6B7280"/>
+          <w:sz w:val="18"/>
+        </w:rPr>
+        <w:t>Gửi OTP SMS hoặc link reset email. Không tiết lộ account có tồn tại hay không.</w:t>
+      </w:r>
+    </w:p>
+    <w:p>
+      <w:pPr>
+        <w:spacing w:after="20"/>
+      </w:pPr>
+      <w:r>
+        <w:rPr>
+          <w:rFonts w:ascii="Times New Roman" w:hAnsi="Times New Roman"/>
+          <w:b/>
+          <w:color w:val="1D4ED8"/>
+          <w:sz w:val="18"/>
+        </w:rPr>
+        <w:t>▶ Request Body (JSON)</w:t>
+      </w:r>
+    </w:p>
+    <w:p>
+      <w:pPr>
+        <w:spacing w:after="120"/>
+        <w:ind w:left="288"/>
+        <w:shd w:val="clear" w:color="auto" w:fill="F3F4F6"/>
+      </w:pPr>
+      <w:r>
+        <w:rPr>
+          <w:rFonts w:ascii="Courier New" w:hAnsi="Courier New"/>
+          <w:color w:val="17202E"/>
+          <w:sz w:val="18"/>
+        </w:rPr>
+        <w:t>{</w:t>
+        <w:br/>
+        <w:t xml:space="preserve">  "identity": "0901234567"    // email hoặc phone</w:t>
+        <w:br/>
+        <w:t>}</w:t>
+      </w:r>
+    </w:p>
+    <w:p>
+      <w:pPr>
+        <w:spacing w:after="20"/>
+      </w:pPr>
+      <w:r>
+        <w:rPr>
+          <w:rFonts w:ascii="Times New Roman" w:hAnsi="Times New Roman"/>
+          <w:b/>
+          <w:color w:val="06602F"/>
+          <w:sz w:val="18"/>
+        </w:rPr>
+        <w:t>✅ Success Response</w:t>
+      </w:r>
+    </w:p>
+    <w:p>
+      <w:pPr>
+        <w:spacing w:after="120"/>
+        <w:ind w:left="288"/>
+        <w:shd w:val="clear" w:color="auto" w:fill="F3F4F6"/>
+      </w:pPr>
+      <w:r>
+        <w:rPr>
+          <w:rFonts w:ascii="Courier New" w:hAnsi="Courier New"/>
+          <w:color w:val="17202E"/>
+          <w:sz w:val="18"/>
+        </w:rPr>
+        <w:t>HTTP 200 OK</w:t>
+        <w:br/>
+        <w:t>{</w:t>
+        <w:br/>
+        <w:t xml:space="preserve">  "success": true,</w:t>
+        <w:br/>
+        <w:t xml:space="preserve">  "data": {</w:t>
+        <w:br/>
+        <w:t xml:space="preserve">    "message": "Mã xác nhận đã được gửi",</w:t>
+        <w:br/>
+        <w:t xml:space="preserve">    "method": "SMS",        // hoặc "EMAIL"</w:t>
+        <w:br/>
+        <w:t xml:space="preserve">    "expires_in": 300,      // giây</w:t>
+        <w:br/>
+        <w:t xml:space="preserve">    "masked_target": "090*****67"</w:t>
+        <w:br/>
+        <w:t xml:space="preserve">  }</w:t>
+        <w:br/>
+        <w:t>}</w:t>
+        <w:br/>
+        <w:t>// Nếu identity không tồn tại: vẫn trả 200 (không leak info)</w:t>
+      </w:r>
+    </w:p>
+    <w:p>
+      <w:pPr>
+        <w:spacing w:after="20"/>
+      </w:pPr>
+      <w:r>
+        <w:rPr>
+          <w:rFonts w:ascii="Times New Roman" w:hAnsi="Times New Roman"/>
+          <w:b/>
+          <w:color w:val="99140A"/>
+          <w:sz w:val="18"/>
+        </w:rPr>
+        <w:t>❌ Error Responses</w:t>
+      </w:r>
+    </w:p>
+    <w:p>
+      <w:pPr>
+        <w:spacing w:after="120"/>
+        <w:ind w:left="288"/>
+        <w:shd w:val="clear" w:color="auto" w:fill="F3F4F6"/>
+      </w:pPr>
+      <w:r>
+        <w:rPr>
+          <w:rFonts w:ascii="Courier New" w:hAnsi="Courier New"/>
+          <w:color w:val="17202E"/>
+          <w:sz w:val="18"/>
+        </w:rPr>
+        <w:t>HTTP 429 Too Many Requests</w:t>
+        <w:br/>
+        <w:t>{ "success": false, "error": { "code": "ERR_FP_RATE_LIMIT", "message": "Quá nhiều yêu cầu. Thử lại sau 1 giờ." } }</w:t>
+        <w:br/>
+        <w:br/>
+        <w:t>HTTP 400 Bad Request</w:t>
+        <w:br/>
+        <w:t>{ "success": false, "error": { "code": "ERR_INVALID_IDENTITY", "message": "Email hoặc số điện thoại không hợp lệ" } }</w:t>
+      </w:r>
+    </w:p>
+    <w:p>
+      <w:pPr>
+        <w:spacing w:after="80"/>
+      </w:pPr>
+      <w:r>
+        <w:rPr>
+          <w:rFonts w:ascii="Courier New" w:hAnsi="Courier New"/>
+          <w:color w:val="D1D5DB"/>
+          <w:sz w:val="14"/>
+        </w:rPr>
+        <w:t>────────────────────────────────────────────────────────────────────────────────</w:t>
+      </w:r>
+    </w:p>
+    <w:p>
+      <w:pPr>
+        <w:spacing w:before="160" w:after="40"/>
+      </w:pPr>
+      <w:r>
+        <w:rPr>
+          <w:rFonts w:ascii="Courier New" w:hAnsi="Courier New"/>
+          <w:b/>
+          <w:color w:val="FFFFFF"/>
+          <w:sz w:val="20"/>
+        </w:rPr>
+        <w:t xml:space="preserve"> POST </w:t>
+      </w:r>
+      <w:r>
+        <w:rPr>
+          <w:rFonts w:ascii="Courier New" w:hAnsi="Courier New"/>
+          <w:b/>
+          <w:color w:val="1D4ED8"/>
+          <w:sz w:val="20"/>
+        </w:rPr>
+        <w:t xml:space="preserve">  /api/v1/auth/reset-password</w:t>
+      </w:r>
+    </w:p>
+    <w:p>
+      <w:pPr>
+        <w:spacing w:after="40"/>
+        <w:ind w:left="288"/>
+      </w:pPr>
+      <w:r>
+        <w:rPr>
+          <w:rFonts w:ascii="Times New Roman" w:hAnsi="Times New Roman"/>
+          <w:b/>
+          <w:color w:val="6B7280"/>
+          <w:sz w:val="18"/>
+        </w:rPr>
         <w:t xml:space="preserve">Auth: Public.  </w:t>
       </w:r>
       <w:r>
@@ -7122,11 +7122,11 @@
         <w:br/>
         <w:t xml:space="preserve">  "identity": "0901234567",    // email hoặc phone</w:t>
         <w:br/>
-        <w:t xml:space="preserve">  "otp_code": "123456",        // OTP từ SMS, hoặc</w:t>
+        <w:t xml:space="preserve">  "otpCode": "123456",        // OTP từ SMS, hoặc</w:t>
         <w:br/>
         <w:t xml:space="preserve">  "token": "abc123xyz...",      // token từ link email</w:t>
         <w:br/>
-        <w:t xml:space="preserve">  "new_password": "NewPass@99"</w:t>
+        <w:t xml:space="preserve">  "newPassword": "NewPass@99"</w:t>
         <w:br/>
         <w:t>}</w:t>
       </w:r>
@@ -7258,7 +7258,7 @@
           <w:color w:val="1F2937"/>
           <w:sz w:val="21"/>
         </w:rPr>
-        <w:t>URL: /profile  |  Auth: Bearer token. Role: All.</w:t>
+        <w:t>URL: /profile  |  Auth: NextAuth session cookie. Role: All.</w:t>
       </w:r>
     </w:p>
     <w:p>
@@ -7302,7 +7302,7 @@
         <w:br/>
         <w:t>│  ┌────────────────────────┐          ┌──────────────────────────────┐   │</w:t>
         <w:br/>
-        <w:t>│  │ Họ tên: [full_name  ] │          │ Số CCCD: [identity_card_num] │   │</w:t>
+        <w:t>│  │ Họ tên: [fullName  ] │          │ Số CCCD: [identity_card_num] │   │</w:t>
         <w:br/>
         <w:t>│  │ Email:  [email      ] │          │          ••••••••••••         │   │</w:t>
         <w:br/>
@@ -7475,7 +7475,7 @@
                 <w:color w:val="1F2937"/>
                 <w:sz w:val="19"/>
               </w:rPr>
-              <w:t>full_name</w:t>
+              <w:t>fullName</w:t>
             </w:r>
           </w:p>
         </w:tc>
@@ -8496,7 +8496,7 @@
                 <w:color w:val="1F2937"/>
                 <w:sz w:val="19"/>
               </w:rPr>
-              <w:t>Mở modal đổi mật khẩu: nhập current_password + new_password + confirm. Gọi PUT /users/change-password.</w:t>
+              <w:t>Mở modal đổi mật khẩu: nhập currentPassword + newPassword + confirm. Gọi PUT /users/change-password.</w:t>
             </w:r>
           </w:p>
         </w:tc>
@@ -8634,7 +8634,7 @@
           <w:color w:val="6B7280"/>
           <w:sz w:val="18"/>
         </w:rPr>
-        <w:t xml:space="preserve">Auth: Bearer token. Role: All.  </w:t>
+        <w:t xml:space="preserve">Auth: NextAuth session cookie. Role: All.  </w:t>
       </w:r>
       <w:r>
         <w:rPr>
@@ -8687,7 +8687,7 @@
         <w:br/>
         <w:t xml:space="preserve">    "phone": "0901234567",</w:t>
         <w:br/>
-        <w:t xml:space="preserve">    "full_name": "Nguyen Van A",</w:t>
+        <w:t xml:space="preserve">    "fullName": "Nguyen Van A",</w:t>
         <w:br/>
         <w:t xml:space="preserve">    "role": "CUSTOMER",</w:t>
         <w:br/>
@@ -8793,7 +8793,7 @@
           <w:color w:val="6B7280"/>
           <w:sz w:val="18"/>
         </w:rPr>
-        <w:t xml:space="preserve">Auth: Bearer token. BOLA: chỉ update profile của chính mình.  </w:t>
+        <w:t xml:space="preserve">Auth: NextAuth session cookie. BOLA: chỉ update profile của chính mình.  </w:t>
       </w:r>
       <w:r>
         <w:rPr>
@@ -8832,7 +8832,7 @@
         </w:rPr>
         <w:t>{</w:t>
         <w:br/>
-        <w:t xml:space="preserve">  "full_name": "Nguyen Van B",             // optional</w:t>
+        <w:t xml:space="preserve">  "fullName": "Nguyen Van B",             // optional</w:t>
         <w:br/>
         <w:t xml:space="preserve">  "permanent_address": "456 Le Loi, Q1",   // optional</w:t>
         <w:br/>
@@ -8883,7 +8883,7 @@
         <w:br/>
         <w:t xml:space="preserve">    "message": "Hồ sơ đã được cập nhật",</w:t>
         <w:br/>
-        <w:t xml:space="preserve">    "updated_fields": ["full_name", "monthly_income"]</w:t>
+        <w:t xml:space="preserve">    "updated_fields": ["fullName", "monthly_income"]</w:t>
         <w:br/>
         <w:t xml:space="preserve">  }</w:t>
         <w:br/>
@@ -8976,7 +8976,7 @@
           <w:color w:val="6B7280"/>
           <w:sz w:val="18"/>
         </w:rPr>
-        <w:t xml:space="preserve">Auth: Bearer token. BOLA: chỉ đổi mật khẩu của chính mình.  </w:t>
+        <w:t xml:space="preserve">Auth: NextAuth session cookie. BOLA: chỉ đổi mật khẩu của chính mình.  </w:t>
       </w:r>
       <w:r>
         <w:rPr>
@@ -9015,9 +9015,9 @@
         </w:rPr>
         <w:t>{</w:t>
         <w:br/>
-        <w:t xml:space="preserve">  "current_password": "OldPass@88",</w:t>
-        <w:br/>
-        <w:t xml:space="preserve">  "new_password": "NewPass@99"</w:t>
+        <w:t xml:space="preserve">  "currentPassword": "OldPass@88",</w:t>
+        <w:br/>
+        <w:t xml:space="preserve">  "newPassword": "NewPass@99"</w:t>
         <w:br/>
         <w:t>}</w:t>
       </w:r>
@@ -9531,7 +9531,7 @@
                 <w:color w:val="1F2937"/>
                 <w:sz w:val="19"/>
               </w:rPr>
-              <w:t>filter_price_range</w:t>
+              <w:t>filter_priceRange</w:t>
             </w:r>
           </w:p>
         </w:tc>
@@ -9657,7 +9657,7 @@
                 <w:color w:val="1F2937"/>
                 <w:sz w:val="19"/>
               </w:rPr>
-              <w:t>showroom_id UUID</w:t>
+              <w:t>showroomId UUID</w:t>
             </w:r>
           </w:p>
         </w:tc>
@@ -10068,7 +10068,7 @@
                 <w:color w:val="1F2937"/>
                 <w:sz w:val="19"/>
               </w:rPr>
-              <w:t>Primary action trong card. Điều hướng → /catalog/{variant_id}. Có thể target="_blank" để mở tab mới.</w:t>
+              <w:t>Primary action trong card. Điều hướng → /catalog/{variantId}. Có thể target="_blank" để mở tab mới.</w:t>
             </w:r>
           </w:p>
         </w:tc>
@@ -10251,7 +10251,7 @@
         <w:br/>
         <w:t>&amp;max_price=2000000000  // max price in VND</w:t>
         <w:br/>
-        <w:t>&amp;showroom_id=uuid      // filter by availability at showroom</w:t>
+        <w:t>&amp;showroomId=uuid      // filter by availability at showroom</w:t>
         <w:br/>
         <w:t>&amp;sort=PRICE_ASC        // PRICE_ASC|PRICE_DESC|NEWEST|POPULAR</w:t>
         <w:br/>
@@ -10554,7 +10554,7 @@
           <w:color w:val="1F2937"/>
           <w:sz w:val="21"/>
         </w:rPr>
-        <w:t>URL: /catalog/{variant_id}  |  Auth: Public. Một số hành động (Đặt cọc, Lái thử) yêu cầu login.</w:t>
+        <w:t>URL: /catalog/{variantId}  |  Auth: Public. Một số hành động (Đặt cọc, Lái thử) yêu cầu login.</w:t>
       </w:r>
     </w:p>
     <w:p>
@@ -10975,7 +10975,7 @@
                 <w:color w:val="1F2937"/>
                 <w:sz w:val="19"/>
               </w:rPr>
-              <w:t>showroom_id UUID</w:t>
+              <w:t>showroomId UUID</w:t>
             </w:r>
           </w:p>
         </w:tc>
@@ -11231,7 +11231,7 @@
                 <w:color w:val="1F2937"/>
                 <w:sz w:val="19"/>
               </w:rPr>
-              <w:t>Yêu cầu đăng nhập (CUSTOMER). Yêu cầu chọn showroom. Disabled nếu available_count=0. Click → /checkout/{variant_id}.</w:t>
+              <w:t>Yêu cầu đăng nhập (CUSTOMER). Yêu cầu chọn showroom. Disabled nếu available_count=0. Click → /checkout/{variantId}.</w:t>
             </w:r>
           </w:p>
         </w:tc>
@@ -11308,7 +11308,7 @@
                 <w:color w:val="1F2937"/>
                 <w:sz w:val="19"/>
               </w:rPr>
-              <w:t>Yêu cầu đăng nhập. Click → mở modal hoặc /test-drive với variant_id preset. Available khi showroom có slot trống.</w:t>
+              <w:t>Yêu cầu đăng nhập. Click → mở modal hoặc /test-drive với variantId preset. Available khi showroom có slot trống.</w:t>
             </w:r>
           </w:p>
         </w:tc>
@@ -11508,7 +11508,7 @@
           <w:color w:val="06602F"/>
           <w:sz w:val="20"/>
         </w:rPr>
-        <w:t xml:space="preserve">  /api/v1/catalog/variants/{variant_id}</w:t>
+        <w:t xml:space="preserve">  /api/v1/catalog/variants/{variantId}</w:t>
       </w:r>
     </w:p>
     <w:p>
@@ -11560,7 +11560,7 @@
           <w:color w:val="17202E"/>
           <w:sz w:val="18"/>
         </w:rPr>
-        <w:t>variant_id: UUID — ID của vehicle_variant</w:t>
+        <w:t>variantId: UUID — ID của vehicle_variant</w:t>
       </w:r>
     </w:p>
     <w:p>
@@ -11591,7 +11591,7 @@
         </w:rPr>
         <w:t>?color=color-code  // optional, lọc ảnh theo màu</w:t>
         <w:br/>
-        <w:t>&amp;showroom_id=uuid // optional, lấy quota tại showroom</w:t>
+        <w:t>&amp;showroomId=uuid // optional, lấy quota tại showroom</w:t>
       </w:r>
     </w:p>
     <w:p>
@@ -11658,7 +11658,7 @@
         <w:br/>
         <w:t xml:space="preserve">    "quota": {</w:t>
         <w:br/>
-        <w:t xml:space="preserve">      "showroom_id": "showroom-uuid",</w:t>
+        <w:t xml:space="preserve">      "showroomId": "showroom-uuid",</w:t>
         <w:br/>
         <w:t xml:space="preserve">      "available_count": 3,</w:t>
         <w:br/>
@@ -12104,7 +12104,7 @@
                 <w:color w:val="1F2937"/>
                 <w:sz w:val="19"/>
               </w:rPr>
-              <w:t>showroom_id UUID</w:t>
+              <w:t>showroomId UUID</w:t>
             </w:r>
           </w:p>
         </w:tc>
@@ -12265,7 +12265,7 @@
                 <w:color w:val="1F2937"/>
                 <w:sz w:val="19"/>
               </w:rPr>
-              <w:t>slot_id UUID</w:t>
+              <w:t>slotId UUID</w:t>
             </w:r>
           </w:p>
         </w:tc>
@@ -12853,11 +12853,11 @@
           <w:color w:val="17202E"/>
           <w:sz w:val="18"/>
         </w:rPr>
-        <w:t>?showroom_id=uuid    // required</w:t>
+        <w:t>?showroomId=uuid    // required</w:t>
         <w:br/>
         <w:t>&amp;date=2026-08-25     // required, format YYYY-MM-DD</w:t>
         <w:br/>
-        <w:t>&amp;variant_id=uuid     // optional, filter by xe</w:t>
+        <w:t>&amp;variantId=uuid     // optional, filter by xe</w:t>
       </w:r>
     </w:p>
     <w:p>
@@ -13015,7 +13015,7 @@
           <w:color w:val="6B7280"/>
           <w:sz w:val="18"/>
         </w:rPr>
-        <w:t xml:space="preserve">Auth: Bearer token. Role: CUSTOMER | SALE.  </w:t>
+        <w:t xml:space="preserve">Auth: NextAuth session cookie. Role: CUSTOMER | SALE.  </w:t>
       </w:r>
       <w:r>
         <w:rPr>
@@ -13054,9 +13054,9 @@
         </w:rPr>
         <w:t>{</w:t>
         <w:br/>
-        <w:t xml:space="preserve">  "slot_id": "slot-uuid-001",</w:t>
-        <w:br/>
-        <w:t xml:space="preserve">  "variant_id": "variant-uuid-001",</w:t>
+        <w:t xml:space="preserve">  "slotId": "slot-uuid-001",</w:t>
+        <w:br/>
+        <w:t xml:space="preserve">  "variantId": "variant-uuid-001",</w:t>
         <w:br/>
         <w:t xml:space="preserve">  "driver_license": "123456789012",   // required, 12 digits</w:t>
         <w:br/>
@@ -13064,9 +13064,9 @@
         <w:br/>
         <w:t xml:space="preserve">  // Nếu driver_type = BEHALF:</w:t>
         <w:br/>
-        <w:t xml:space="preserve">  "on_behalf_customer_name": "Le Thi C",</w:t>
-        <w:br/>
-        <w:t xml:space="preserve">  "on_behalf_customer_phone": "0907654321",</w:t>
+        <w:t xml:space="preserve">  "on_behalf_customerName": "Le Thi C",</w:t>
+        <w:br/>
+        <w:t xml:space="preserve">  "on_behalf_customerPhone": "0907654321",</w:t>
         <w:br/>
         <w:t xml:space="preserve">  "notes": "Muốn test đường cao tốc"</w:t>
         <w:br/>
@@ -13225,7 +13225,7 @@
           <w:color w:val="1F2937"/>
           <w:sz w:val="21"/>
         </w:rPr>
-        <w:t>URL: /checkout/{variant_id}  |  Auth: CUSTOMER. SALE có thể tạo hộ.</w:t>
+        <w:t>URL: /checkout/{variantId}  |  Auth: CUSTOMER. SALE có thể tạo hộ.</w:t>
       </w:r>
     </w:p>
     <w:p>
@@ -14285,7 +14285,7 @@
           <w:color w:val="6B7280"/>
           <w:sz w:val="18"/>
         </w:rPr>
-        <w:t xml:space="preserve">Auth: Bearer token. Role: CUSTOMER | SALE.  </w:t>
+        <w:t xml:space="preserve">Auth: NextAuth session cookie. Role: CUSTOMER | SALE.  </w:t>
       </w:r>
       <w:r>
         <w:rPr>
@@ -14324,9 +14324,9 @@
         </w:rPr>
         <w:t>{</w:t>
         <w:br/>
-        <w:t xml:space="preserve">  "variant_id": "variant-uuid-001",</w:t>
-        <w:br/>
-        <w:t xml:space="preserve">  "showroom_id": "showroom-uuid-001",</w:t>
+        <w:t xml:space="preserve">  "variantId": "variant-uuid-001",</w:t>
+        <w:br/>
+        <w:t xml:space="preserve">  "showroomId": "showroom-uuid-001",</w:t>
         <w:br/>
         <w:t xml:space="preserve">  "purchase_type": "DIRECT",          // DIRECT | AUTO_LOAN</w:t>
         <w:br/>
@@ -14383,17 +14383,17 @@
         <w:br/>
         <w:t xml:space="preserve">  "data": {</w:t>
         <w:br/>
-        <w:t xml:space="preserve">    "order_id": "order-uuid-001",</w:t>
+        <w:t xml:space="preserve">    "orderId": "order-uuid-001",</w:t>
         <w:br/>
         <w:t xml:space="preserve">    "order_code": "ORD-20260823-0001",</w:t>
         <w:br/>
         <w:t xml:space="preserve">    "status": "PENDING_PAYMENT",</w:t>
         <w:br/>
-        <w:t xml:space="preserve">    "expires_at": "2026-08-23T02:45:00+07:00",</w:t>
+        <w:t xml:space="preserve">    "expires_at": "2026-08-28T02:45:00+07:00",</w:t>
         <w:br/>
         <w:t xml:space="preserve">    "payment": {</w:t>
         <w:br/>
-        <w:t xml:space="preserve">      "transaction_ref": "TXN-20260823-001",</w:t>
+        <w:t xml:space="preserve">      "transactionRef": "TXN-20260823-001",</w:t>
         <w:br/>
         <w:t xml:space="preserve">      "method": "VIETQR",</w:t>
         <w:br/>
@@ -14403,7 +14403,7 @@
         <w:br/>
         <w:t xml:space="preserve">      "bank_account": "1234 5678 9012",</w:t>
         <w:br/>
-        <w:t xml:space="preserve">      "bank_name": "Vietcombank",</w:t>
+        <w:t xml:space="preserve">      "bankName": "Vietcombank",</w:t>
         <w:br/>
         <w:t xml:space="preserve">      "transfer_note": "ORD-20260823-0001"</w:t>
         <w:br/>
@@ -14563,13 +14563,13 @@
         </w:rPr>
         <w:t>{</w:t>
         <w:br/>
-        <w:t xml:space="preserve">  "transaction_ref": "TXN-20260823-001",</w:t>
+        <w:t xml:space="preserve">  "transactionRef": "TXN-20260823-001",</w:t>
         <w:br/>
         <w:t xml:space="preserve">  "gateway": "MOCK_GATEWAY",</w:t>
         <w:br/>
         <w:t xml:space="preserve">  "status": "SUCCESS",              // SUCCESS | FAILED | PARTIAL</w:t>
         <w:br/>
-        <w:t xml:space="preserve">  "received_amount": 50000000,</w:t>
+        <w:t xml:space="preserve">  "receivedAmount": 50000000,</w:t>
         <w:br/>
         <w:t xml:space="preserve">  "gateway_transaction_no": "VCB123456789",</w:t>
         <w:br/>
@@ -14577,7 +14577,7 @@
         <w:br/>
         <w:t xml:space="preserve">  "gateway_bank_code": "VCB",</w:t>
         <w:br/>
-        <w:t xml:space="preserve">  "timestamp": "2026-08-23T02:31:00+07:00"</w:t>
+        <w:t xml:space="preserve">  "timestamp": "2026-08-28T02:31:00+07:00"</w:t>
         <w:br/>
         <w:t>}</w:t>
       </w:r>
@@ -14616,7 +14616,7 @@
         <w:br/>
         <w:t xml:space="preserve">  "data": {</w:t>
         <w:br/>
-        <w:t xml:space="preserve">    "order_id": "order-uuid-001",</w:t>
+        <w:t xml:space="preserve">    "orderId": "order-uuid-001",</w:t>
         <w:br/>
         <w:t xml:space="preserve">    "order_status": "DEPOSIT_PAID",</w:t>
         <w:br/>
@@ -15069,7 +15069,7 @@
                 <w:color w:val="1F2937"/>
                 <w:sz w:val="19"/>
               </w:rPr>
-              <w:t>showroom_id UUID. Admin only.</w:t>
+              <w:t>showroomId UUID. Admin only.</w:t>
             </w:r>
           </w:p>
         </w:tc>
@@ -16803,7 +16803,7 @@
           <w:color w:val="6B7280"/>
           <w:sz w:val="18"/>
         </w:rPr>
-        <w:t xml:space="preserve">Auth: Bearer token. Role: SALE (lead của mình) | MANAGER (tất cả lead showroom).  </w:t>
+        <w:t xml:space="preserve">Auth: NextAuth session cookie. Role: SALE (lead của mình) | MANAGER (tất cả lead showroom).  </w:t>
       </w:r>
       <w:r>
         <w:rPr>
@@ -16873,7 +16873,7 @@
         <w:br/>
         <w:t xml:space="preserve">  "lead_status": "CONTACTED",    // NEW→CONTACTED→TEST_DRIVE_BOOKED→NEGOTIATING→WON|LOST</w:t>
         <w:br/>
-        <w:t xml:space="preserve">  "lost_reason": null,           // required nếu status=LOST</w:t>
+        <w:t xml:space="preserve">  "lostReason": null,           // required nếu status=LOST</w:t>
         <w:br/>
         <w:t xml:space="preserve">  "call_note": "Khách quan tâm Camry 2.5Q, hỏi thêm về trả góp"  // optional</w:t>
         <w:br/>
@@ -16918,9 +16918,9 @@
         <w:br/>
         <w:t xml:space="preserve">    "old_status": "NEW",</w:t>
         <w:br/>
-        <w:t xml:space="preserve">    "new_status": "CONTACTED",</w:t>
-        <w:br/>
-        <w:t xml:space="preserve">    "updated_at": "2026-08-23T02:35:00+07:00"</w:t>
+        <w:t xml:space="preserve">    "newStatus": "CONTACTED",</w:t>
+        <w:br/>
+        <w:t xml:space="preserve">    "updated_at": "2026-08-28T02:35:00+07:00"</w:t>
         <w:br/>
         <w:t xml:space="preserve">  }</w:t>
         <w:br/>
@@ -17001,7 +17001,7 @@
           <w:color w:val="1D4ED8"/>
           <w:sz w:val="20"/>
         </w:rPr>
-        <w:t xml:space="preserve">  /api/v1/orders/{order_id}/send-paylink</w:t>
+        <w:t xml:space="preserve">  /api/v1/orders/{orderId}/send-paylink</w:t>
       </w:r>
     </w:p>
     <w:p>
@@ -17016,7 +17016,7 @@
           <w:color w:val="6B7280"/>
           <w:sz w:val="18"/>
         </w:rPr>
-        <w:t xml:space="preserve">Auth: Bearer token. Role: SALE | MANAGER.  </w:t>
+        <w:t xml:space="preserve">Auth: NextAuth session cookie. Role: SALE | MANAGER.  </w:t>
       </w:r>
       <w:r>
         <w:rPr>
@@ -17053,7 +17053,7 @@
           <w:color w:val="17202E"/>
           <w:sz w:val="18"/>
         </w:rPr>
-        <w:t>order_id: UUID — ID của order đang PENDING_PAYMENT</w:t>
+        <w:t>orderId: UUID — ID của order đang PENDING_PAYMENT</w:t>
       </w:r>
     </w:p>
     <w:p>
@@ -17259,11 +17259,11 @@
         <w:br/>
         <w:t>│  [Nhập VIN] Modal:                                                       │</w:t>
         <w:br/>
-        <w:t>│  VIN *: [ vin_number               ]  ← ISO 3779 validation             │</w:t>
-        <w:br/>
-        <w:t>│  Hold cho KH *: [ hold_customer_phone ] ← SĐT khách muốn giữ xe        │</w:t>
-        <w:br/>
-        <w:t>│  Lý do: [ hold_reason              ]                                    │</w:t>
+        <w:t>│  VIN *: [ vinNumber               ]  ← ISO 3779 validation             │</w:t>
+        <w:br/>
+        <w:t>│  Hold cho KH *: [ hold_customerPhone ] ← SĐT khách muốn giữ xe        │</w:t>
+        <w:br/>
+        <w:t>│  Lý do: [ holdReason              ]                                    │</w:t>
         <w:br/>
         <w:t>│  [ XÁC NHẬN GIỮ XE 24H ]                                               │</w:t>
         <w:br/>
@@ -17459,7 +17459,7 @@
                 <w:color w:val="1F2937"/>
                 <w:sz w:val="19"/>
               </w:rPr>
-              <w:t>showroom_id. Admin thấy tất cả.</w:t>
+              <w:t>showroomId. Admin thấy tất cả.</w:t>
             </w:r>
           </w:p>
         </w:tc>
@@ -17810,7 +17810,7 @@
                 <w:color w:val="1F2937"/>
                 <w:sz w:val="19"/>
               </w:rPr>
-              <w:t>vin_number_input</w:t>
+              <w:t>vinNumber_input</w:t>
             </w:r>
           </w:p>
         </w:tc>
@@ -17892,7 +17892,7 @@
                 <w:color w:val="1F2937"/>
                 <w:sz w:val="19"/>
               </w:rPr>
-              <w:t>hold_customer_phone</w:t>
+              <w:t>hold_customerPhone</w:t>
             </w:r>
           </w:p>
         </w:tc>
@@ -17953,7 +17953,7 @@
                 <w:color w:val="1F2937"/>
                 <w:sz w:val="19"/>
               </w:rPr>
-              <w:t>SĐT của khách muốn giữ xe. Lưu vào vin_hold_reservations.hold_customer_phone.</w:t>
+              <w:t>SĐT của khách muốn giữ xe. Lưu vào vin_hold_reservations.hold_customerPhone.</w:t>
             </w:r>
           </w:p>
         </w:tc>
@@ -17971,7 +17971,7 @@
                 <w:color w:val="1F2937"/>
                 <w:sz w:val="19"/>
               </w:rPr>
-              <w:t>hold_reason</w:t>
+              <w:t>holdReason</w:t>
             </w:r>
           </w:p>
         </w:tc>
@@ -18168,7 +18168,7 @@
           <w:color w:val="6B7280"/>
           <w:sz w:val="18"/>
         </w:rPr>
-        <w:t xml:space="preserve">Auth: Bearer token. Role: MANAGER | ADMIN. BOLA: chỉ hold xe tại showroom của mình (MANAGER).  </w:t>
+        <w:t xml:space="preserve">Auth: NextAuth session cookie. Role: MANAGER | ADMIN. BOLA: chỉ hold xe tại showroom của mình (MANAGER).  </w:t>
       </w:r>
       <w:r>
         <w:rPr>
@@ -18207,13 +18207,13 @@
         </w:rPr>
         <w:t>{</w:t>
         <w:br/>
-        <w:t xml:space="preserve">  "vin_number": "JN1FAAN15A0000001",</w:t>
-        <w:br/>
-        <w:t xml:space="preserve">  "hold_customer_phone": "0901234567",</w:t>
-        <w:br/>
-        <w:t xml:space="preserve">  "hold_reason": "Khach dang lam thu tuc ky HĐ, dự kiến chiều mai",</w:t>
-        <w:br/>
-        <w:t xml:space="preserve">  "showroom_id": "showroom-uuid-001"  // required cho Manager</w:t>
+        <w:t xml:space="preserve">  "vinNumber": "JN1FAAN15A0000001",</w:t>
+        <w:br/>
+        <w:t xml:space="preserve">  "hold_customerPhone": "0901234567",</w:t>
+        <w:br/>
+        <w:t xml:space="preserve">  "holdReason": "Khach dang lam thu tuc ky HĐ, dự kiến chiều mai",</w:t>
+        <w:br/>
+        <w:t xml:space="preserve">  "showroomId": "showroom-uuid-001"  // required cho Manager</w:t>
         <w:br/>
         <w:t>}</w:t>
       </w:r>
@@ -18254,9 +18254,9 @@
         <w:br/>
         <w:t xml:space="preserve">    "reservation_id": "reservation-uuid-001",</w:t>
         <w:br/>
-        <w:t xml:space="preserve">    "vin_number": "JN1FAAN15A0000001",</w:t>
-        <w:br/>
-        <w:t xml:space="preserve">    "hold_customer_phone": "090*****67",</w:t>
+        <w:t xml:space="preserve">    "vinNumber": "JN1FAAN15A0000001",</w:t>
+        <w:br/>
+        <w:t xml:space="preserve">    "hold_customerPhone": "090*****67",</w:t>
         <w:br/>
         <w:t xml:space="preserve">    "expires_at": "2026-08-24T02:35:00+07:00",</w:t>
         <w:br/>
@@ -18270,7 +18270,7 @@
         <w:br/>
         <w:t>// - soft_locked_count += 1 (atomic)</w:t>
         <w:br/>
-        <w:t>// - Gửi SMS xác nhận tới hold_customer_phone</w:t>
+        <w:t>// - Gửi SMS xác nhận tới hold_customerPhone</w:t>
         <w:br/>
         <w:t>// - Scheduler release sau 24h nếu không có đơn</w:t>
       </w:r>
@@ -18364,7 +18364,7 @@
           <w:color w:val="6B7280"/>
           <w:sz w:val="18"/>
         </w:rPr>
-        <w:t xml:space="preserve">Auth: Bearer token. Role: MANAGER | ADMIN.  </w:t>
+        <w:t xml:space="preserve">Auth: NextAuth session cookie. Role: MANAGER | ADMIN.  </w:t>
       </w:r>
       <w:r>
         <w:rPr>
@@ -19474,7 +19474,7 @@
                 <w:color w:val="1F2937"/>
                 <w:sz w:val="19"/>
               </w:rPr>
-              <w:t>String enum entity_type</w:t>
+              <w:t>String enum entityType</w:t>
             </w:r>
           </w:p>
         </w:tc>
@@ -19507,7 +19507,7 @@
                 <w:color w:val="1F2937"/>
                 <w:sz w:val="19"/>
               </w:rPr>
-              <w:t>filter_correlation_id</w:t>
+              <w:t>filter_correlationId</w:t>
             </w:r>
           </w:p>
         </w:tc>
@@ -19571,7 +19571,7 @@
                 <w:color w:val="1F2937"/>
                 <w:sz w:val="19"/>
               </w:rPr>
-              <w:t>Tìm toàn bộ log cùng correlation_id (trace 1 request end-to-end). Hữu ích debug.</w:t>
+              <w:t>Tìm toàn bộ log cùng correlationId (trace 1 request end-to-end). Hữu ích debug.</w:t>
             </w:r>
           </w:p>
         </w:tc>
@@ -19704,7 +19704,7 @@
           <w:color w:val="6B7280"/>
           <w:sz w:val="18"/>
         </w:rPr>
-        <w:t xml:space="preserve">Auth: Bearer token. Role: ADMIN only.  </w:t>
+        <w:t xml:space="preserve">Auth: NextAuth session cookie. Role: ADMIN only.  </w:t>
       </w:r>
       <w:r>
         <w:rPr>
@@ -19861,7 +19861,7 @@
           <w:color w:val="6B7280"/>
           <w:sz w:val="18"/>
         </w:rPr>
-        <w:t xml:space="preserve">Auth: Bearer token. Role: ADMIN only.  </w:t>
+        <w:t xml:space="preserve">Auth: NextAuth session cookie. Role: ADMIN only.  </w:t>
       </w:r>
       <w:r>
         <w:rPr>
@@ -20044,7 +20044,7 @@
           <w:color w:val="6B7280"/>
           <w:sz w:val="18"/>
         </w:rPr>
-        <w:t xml:space="preserve">Auth: Bearer token. Role: ADMIN.  </w:t>
+        <w:t xml:space="preserve">Auth: NextAuth session cookie. Role: ADMIN.  </w:t>
       </w:r>
       <w:r>
         <w:rPr>
@@ -20083,15 +20083,15 @@
         </w:rPr>
         <w:t>?action=PASSWORD_RESET      // filter by action</w:t>
         <w:br/>
-        <w:t>&amp;entity_type=users          // filter by entity type</w:t>
-        <w:br/>
-        <w:t>&amp;actor_user_id=uuid         // filter by actor</w:t>
+        <w:t>&amp;entityType=users          // filter by entity type</w:t>
+        <w:br/>
+        <w:t>&amp;actor_userId=uuid         // filter by actor</w:t>
         <w:br/>
         <w:t>&amp;from_date=2026-08-01       // date range start</w:t>
         <w:br/>
-        <w:t>&amp;to_date=2026-08-23         // date range end</w:t>
-        <w:br/>
-        <w:t>&amp;correlation_id=abc123      // trace specific request</w:t>
+        <w:t>&amp;to_date=2026-08-28         // date range end</w:t>
+        <w:br/>
+        <w:t>&amp;correlationId=abc123      // trace specific request</w:t>
         <w:br/>
         <w:t>&amp;page=1&amp;limit=50</w:t>
       </w:r>
@@ -20140,7 +20140,7 @@
         <w:br/>
         <w:t xml:space="preserve">      "action": "PASSWORD_RESET",</w:t>
         <w:br/>
-        <w:t xml:space="preserve">      "entity_type": "users",</w:t>
+        <w:t xml:space="preserve">      "entityType": "users",</w:t>
         <w:br/>
         <w:t xml:space="preserve">      "entity_id": "user-uuid-002",</w:t>
         <w:br/>
@@ -20150,9 +20150,9 @@
         <w:br/>
         <w:t xml:space="preserve">      "ip_address": "192.168.1.100",</w:t>
         <w:br/>
-        <w:t xml:space="preserve">      "correlation_id": "req-abc123",</w:t>
-        <w:br/>
-        <w:t xml:space="preserve">      "created_at": "2026-08-23T02:31:00+07:00",</w:t>
+        <w:t xml:space="preserve">      "correlationId": "req-abc123",</w:t>
+        <w:br/>
+        <w:t xml:space="preserve">      "created_at": "2026-08-28T02:31:00+07:00",</w:t>
         <w:br/>
         <w:t xml:space="preserve">      "has_pii": false</w:t>
         <w:br/>
@@ -20244,7 +20244,7 @@
           <w:color w:val="6B7280"/>
           <w:sz w:val="18"/>
         </w:rPr>
-        <w:t xml:space="preserve">Auth: Bearer token. Role: ADMIN only. MFA required.  </w:t>
+        <w:t xml:space="preserve">Auth: NextAuth session cookie. Role: ADMIN only. MFA required.  </w:t>
       </w:r>
       <w:r>
         <w:rPr>
@@ -20283,7 +20283,7 @@
         </w:rPr>
         <w:t>{</w:t>
         <w:br/>
-        <w:t xml:space="preserve">  "entity_type": "customer_profiles",</w:t>
+        <w:t xml:space="preserve">  "entityType": "customer_profiles",</w:t>
         <w:br/>
         <w:t xml:space="preserve">  "entity_id": "profile-uuid-001",</w:t>
         <w:br/>
@@ -20334,7 +20334,7 @@
         <w:br/>
         <w:t>}</w:t>
         <w:br/>
-        <w:t>// Side effects: ghi audit_log action=DECRYPT_PII với decrypted_user_ids=[profile-uuid-001]</w:t>
+        <w:t>// Side effects: ghi audit_log action=DECRYPT_PII với decrypted_userIds=[profile-uuid-001]</w:t>
       </w:r>
     </w:p>
     <w:p>
@@ -20452,9 +20452,9 @@
         <w:br/>
         <w:t>│ Thông tin STK nhận tiền:        │ ☐ Bỏ qua yêu cầu chứng từ          │</w:t>
         <w:br/>
-        <w:t>│ Số TK: [ bank_account_number ] │ Lý do: [ override_reason      ]      │</w:t>
-        <w:br/>
-        <w:t>│ Ngân hàng: [ bank_name      ] │                                      │</w:t>
+        <w:t>│ Số TK: [ bank_accountNumber ] │ Lý do: [ override_reason      ]      │</w:t>
+        <w:br/>
+        <w:t>│ Ngân hàng: [ bankName      ] │                                      │</w:t>
         <w:br/>
         <w:t>│ Tên TK: [ bank_account_name ] │ [✅ DUYỆT HOÀN CỌC]                 │</w:t>
         <w:br/>
@@ -20607,7 +20607,7 @@
                 <w:color w:val="1F2937"/>
                 <w:sz w:val="19"/>
               </w:rPr>
-              <w:t>refund_reason_type</w:t>
+              <w:t>refundReasonType</w:t>
             </w:r>
           </w:p>
         </w:tc>
@@ -20767,7 +20767,7 @@
                 <w:color w:val="1F2937"/>
                 <w:sz w:val="19"/>
               </w:rPr>
-              <w:t>bank_account_number</w:t>
+              <w:t>bank_accountNumber</w:t>
             </w:r>
           </w:p>
         </w:tc>
@@ -20846,7 +20846,7 @@
                 <w:color w:val="1F2937"/>
                 <w:sz w:val="19"/>
               </w:rPr>
-              <w:t>bank_name</w:t>
+              <w:t>bankName</w:t>
             </w:r>
           </w:p>
         </w:tc>
@@ -21230,7 +21230,7 @@
                 <w:color w:val="1F2937"/>
                 <w:sz w:val="19"/>
               </w:rPr>
-              <w:t>Lý do Manager Override. Ghi vào refund_requests.manager_override_reason và audit_log.</w:t>
+              <w:t>Lý do Manager Override. Ghi vào refund_requests.managerOverrideReason và audit_log.</w:t>
             </w:r>
           </w:p>
         </w:tc>
@@ -21445,7 +21445,7 @@
           <w:color w:val="6B7280"/>
           <w:sz w:val="18"/>
         </w:rPr>
-        <w:t>Auth: Bearer token. Role: CUSTOMER (self) | SALE (hộ customer).</w:t>
+        <w:t>Auth: NextAuth session cookie. Role: CUSTOMER (self) | SALE (hộ customer).</w:t>
         <w:br/>
         <w:t xml:space="preserve">BOLA: order.customer_id phải == JWT.sub HOẶC role &gt;= SALE.  </w:t>
       </w:r>
@@ -21486,19 +21486,19 @@
         </w:rPr>
         <w:t>{</w:t>
         <w:br/>
-        <w:t xml:space="preserve">  "order_id": "order-uuid-001",</w:t>
-        <w:br/>
-        <w:t xml:space="preserve">  "refund_reason_type": "BANK_LOAN_REJECTED",</w:t>
+        <w:t xml:space="preserve">  "orderId": "order-uuid-001",</w:t>
+        <w:br/>
+        <w:t xml:space="preserve">  "refundReasonType": "BANK_LOAN_REJECTED",</w:t>
         <w:br/>
         <w:t xml:space="preserve">  "bank_rejection_letter_url": "https://cdn.autodealer.vn/docs/rejection.pdf",</w:t>
         <w:br/>
-        <w:t xml:space="preserve">  "bank_account_number": "0123456789",</w:t>
+        <w:t xml:space="preserve">  "bank_accountNumber": "0123456789",</w:t>
         <w:br/>
         <w:t xml:space="preserve">  "bank_account_name": "NGUYEN VAN A",</w:t>
         <w:br/>
-        <w:t xml:space="preserve">  "bank_name": "Vietcombank"</w:t>
-        <w:br/>
-        <w:t xml:space="preserve">  // Bổ sung v23: requested_by_user_id tự lấy từ JWT.sub</w:t>
+        <w:t xml:space="preserve">  "bankName": "Vietcombank"</w:t>
+        <w:br/>
+        <w:t xml:space="preserve">  // Bổ sung v23: requested_by_userId tự lấy từ JWT.sub</w:t>
         <w:br/>
         <w:t xml:space="preserve">  // requester_role tự set từ JWT.role</w:t>
         <w:br/>
@@ -21643,7 +21643,7 @@
           <w:color w:val="6B7280"/>
           <w:sz w:val="18"/>
         </w:rPr>
-        <w:t xml:space="preserve">Auth: Bearer token. Role: MANAGER (PENDING_MANAGER) | ADMIN (PENDING_ADMIN).  </w:t>
+        <w:t xml:space="preserve">Auth: NextAuth session cookie. Role: MANAGER (PENDING_MANAGER) | ADMIN (PENDING_ADMIN).  </w:t>
       </w:r>
       <w:r>
         <w:rPr>
@@ -21715,7 +21715,7 @@
         <w:br/>
         <w:t xml:space="preserve">  "reject_reason": null,         // required nếu action=REJECT</w:t>
         <w:br/>
-        <w:t xml:space="preserve">  "manager_override_reason": "Khach hang thuoc trường hợp bất khả kháng, cho phép hoàn cọc không cần chứng từ"</w:t>
+        <w:t xml:space="preserve">  "managerOverrideReason": "Khach hang thuoc trường hợp bất khả kháng, cho phép hoàn cọc không cần chứng từ"</w:t>
         <w:br/>
         <w:t xml:space="preserve">                               // required nếu Manager Override</w:t>
         <w:br/>
@@ -21884,7 +21884,7 @@
         <w:br/>
         <w:t>│ Số km đã đi *:             │ Chênh lệch: -30,000,000 đ                  │</w:t>
         <w:br/>
-        <w:t>│ [ odo_km         ] km      │                                             │</w:t>
+        <w:t>│ [ odoKm         ] km      │                                             │</w:t>
         <w:br/>
         <w:t>│ Warning: ⚠️ &gt; 300,000 km    │ [✅ Tôi đồng ý - Cấn trừ ngay]            │</w:t>
         <w:br/>
@@ -21892,7 +21892,7 @@
         <w:br/>
         <w:t>│ Giá kỳ vọng *:             │                                             │</w:t>
         <w:br/>
-        <w:t>│ [ expected_price  ] đ      │ Nếu đồng ý: final_price sẽ giảm 320M      │</w:t>
+        <w:t>│ [ expectedPrice  ] đ      │ Nếu đồng ý: final_price sẽ giảm 320M      │</w:t>
         <w:br/>
         <w:t>│                             │                                             │</w:t>
         <w:br/>
@@ -22448,7 +22448,7 @@
                 <w:color w:val="1F2937"/>
                 <w:sz w:val="19"/>
               </w:rPr>
-              <w:t>odo_km</w:t>
+              <w:t>odoKm</w:t>
             </w:r>
           </w:p>
         </w:tc>
@@ -22530,7 +22530,7 @@
                 <w:color w:val="1F2937"/>
                 <w:sz w:val="19"/>
               </w:rPr>
-              <w:t>expected_price</w:t>
+              <w:t>expectedPrice</w:t>
             </w:r>
           </w:p>
         </w:tc>
@@ -22909,7 +22909,7 @@
                 <w:color w:val="1F2937"/>
                 <w:sz w:val="19"/>
               </w:rPr>
-              <w:t>Chỉ hiện sau khi Appraiser cập nhật appraised_price. Gọi PATCH /trade-in/{id}/status {status: ACCEPTED}. Trigger auto-update final_price trên order.</w:t>
+              <w:t>Chỉ hiện sau khi Appraiser cập nhật appraisedPrice. Gọi PATCH /trade-in/{id}/status {status: ACCEPTED}. Trigger auto-update final_price trên order.</w:t>
             </w:r>
           </w:p>
         </w:tc>
@@ -23047,7 +23047,7 @@
           <w:color w:val="6B7280"/>
           <w:sz w:val="18"/>
         </w:rPr>
-        <w:t xml:space="preserve">Auth: Bearer token. Role: CUSTOMER | SALE.  </w:t>
+        <w:t xml:space="preserve">Auth: NextAuth session cookie. Role: CUSTOMER | SALE.  </w:t>
       </w:r>
       <w:r>
         <w:rPr>
@@ -23055,7 +23055,7 @@
           <w:color w:val="6B7280"/>
           <w:sz w:val="18"/>
         </w:rPr>
-        <w:t>Gửi yêu cầu thẩm định xe cũ. Liên kết với order_id nếu đã có đơn.</w:t>
+        <w:t>Gửi yêu cầu thẩm định xe cũ. Liên kết với orderId nếu đã có đơn.</w:t>
       </w:r>
     </w:p>
     <w:p>
@@ -23086,7 +23086,7 @@
         </w:rPr>
         <w:t>{</w:t>
         <w:br/>
-        <w:t xml:space="preserve">  "order_id": "order-uuid-001",   // optional: link tới đơn đặt cọc</w:t>
+        <w:t xml:space="preserve">  "orderId": "order-uuid-001",   // optional: link tới đơn đặt cọc</w:t>
         <w:br/>
         <w:t xml:space="preserve">  "brand_name": "Toyota",</w:t>
         <w:br/>
@@ -23098,9 +23098,9 @@
         <w:br/>
         <w:t xml:space="preserve">  "color": "Trắng",</w:t>
         <w:br/>
-        <w:t xml:space="preserve">  "odo_km": 62000,</w:t>
-        <w:br/>
-        <w:t xml:space="preserve">  "expected_price": 350000000,</w:t>
+        <w:t xml:space="preserve">  "odoKm": 62000,</w:t>
+        <w:br/>
+        <w:t xml:space="preserve">  "expectedPrice": 350000000,</w:t>
         <w:br/>
         <w:t xml:space="preserve">  "condition_notes": "Xe còn mới, chưa tai nạn, 1 chủ",</w:t>
         <w:br/>
@@ -23233,7 +23233,7 @@
           <w:color w:val="6B7280"/>
           <w:sz w:val="18"/>
         </w:rPr>
-        <w:t xml:space="preserve">Auth: Bearer token. Role: SALE | MANAGER | CUSTOMER (chỉ ACCEPTED/REJECTED).  </w:t>
+        <w:t xml:space="preserve">Auth: NextAuth session cookie. Role: SALE | MANAGER | CUSTOMER (chỉ ACCEPTED/REJECTED).  </w:t>
       </w:r>
       <w:r>
         <w:rPr>
@@ -23303,7 +23303,7 @@
         <w:br/>
         <w:t xml:space="preserve">  "status": "ACCEPTED",          // PENDING_INSPECTION|INSPECTION_DONE|ACCEPTED|REJECTED|INSPECTION_FAILED</w:t>
         <w:br/>
-        <w:t xml:space="preserve">  "appraised_price": 320000000,  // required nếu status=INSPECTION_DONE</w:t>
+        <w:t xml:space="preserve">  "appraisedPrice": 320000000,  // required nếu status=INSPECTION_DONE</w:t>
         <w:br/>
         <w:t xml:space="preserve">  "appraiser_notes": "Xe tốt, một vài vết xước nhỏ"</w:t>
         <w:br/>
@@ -23348,11 +23348,11 @@
         <w:br/>
         <w:t xml:space="preserve">    "status": "ACCEPTED",</w:t>
         <w:br/>
-        <w:t xml:space="preserve">    "appraised_price": 320000000,</w:t>
+        <w:t xml:space="preserve">    "appraisedPrice": 320000000,</w:t>
         <w:br/>
         <w:t xml:space="preserve">    "order_updated": {</w:t>
         <w:br/>
-        <w:t xml:space="preserve">      "order_id": "order-uuid-001",</w:t>
+        <w:t xml:space="preserve">      "orderId": "order-uuid-001",</w:t>
         <w:br/>
         <w:t xml:space="preserve">      "old_final_price": 1290000000,</w:t>
         <w:br/>
@@ -23493,7 +23493,7 @@
           <w:color w:val="6B7280"/>
           <w:sz w:val="18"/>
         </w:rPr>
-        <w:t>Auth: Bearer token. Role: CUSTOMER.</w:t>
+        <w:t>Auth: NextAuth session cookie. Role: CUSTOMER.</w:t>
         <w:br/>
         <w:t xml:space="preserve">BOLA: loan.order.customer_id phải == JWT.sub.  </w:t>
       </w:r>
@@ -23563,11 +23563,11 @@
         </w:rPr>
         <w:t>{</w:t>
         <w:br/>
-        <w:t xml:space="preserve">  "new_bank_name": "BIDV",</w:t>
-        <w:br/>
-        <w:t xml:space="preserve">  "reuse_existing_docs": true,     // true: copy URLs từ hồ sơ cũ, không re-upload</w:t>
-        <w:br/>
-        <w:t xml:space="preserve">  "new_financial_docs_urls": [],   // required nếu reuse_existing_docs=false</w:t>
+        <w:t xml:space="preserve">  "new_bankName": "BIDV",</w:t>
+        <w:br/>
+        <w:t xml:space="preserve">  "reuseExistingDocs": true,     // true: copy URLs từ hồ sơ cũ, không re-upload</w:t>
+        <w:br/>
+        <w:t xml:space="preserve">  "new_financial_docs_urls": [],   // required nếu reuseExistingDocs=false</w:t>
         <w:br/>
         <w:t xml:space="preserve">  "co_borrower_change": false      // có đổi người vay phụ không</w:t>
         <w:br/>
@@ -23610,7 +23610,7 @@
         <w:br/>
         <w:t xml:space="preserve">    "new_loan_id": "loan-uuid-002",</w:t>
         <w:br/>
-        <w:t xml:space="preserve">    "bank_name": "BIDV",</w:t>
+        <w:t xml:space="preserve">    "bankName": "BIDV",</w:t>
         <w:br/>
         <w:t xml:space="preserve">    "status": "SUBMITTED",</w:t>
         <w:br/>
@@ -23872,7 +23872,7 @@
           <w:color w:val="06602F"/>
           <w:sz w:val="20"/>
         </w:rPr>
-        <w:t xml:space="preserve">  /api/v1/orders/{order_id}</w:t>
+        <w:t xml:space="preserve">  /api/v1/orders/{orderId}</w:t>
       </w:r>
     </w:p>
     <w:p>
@@ -23887,7 +23887,7 @@
           <w:color w:val="6B7280"/>
           <w:sz w:val="18"/>
         </w:rPr>
-        <w:t xml:space="preserve">Auth: Bearer token. BOLA: CUSTOMER chỉ xem order của mình. SALE/MANAGER/ADMIN xem theo phân quyền.  </w:t>
+        <w:t xml:space="preserve">Auth: NextAuth session cookie. BOLA: CUSTOMER chỉ xem order của mình. SALE/MANAGER/ADMIN xem theo phân quyền.  </w:t>
       </w:r>
       <w:r>
         <w:rPr>
@@ -23924,7 +23924,7 @@
           <w:color w:val="17202E"/>
           <w:sz w:val="18"/>
         </w:rPr>
-        <w:t>order_id: UUID</w:t>
+        <w:t>orderId: UUID</w:t>
       </w:r>
     </w:p>
     <w:p>
@@ -24005,15 +24005,15 @@
         <w:br/>
         <w:t xml:space="preserve">    "status_history": [</w:t>
         <w:br/>
-        <w:t xml:space="preserve">      { "status": "PENDING_PAYMENT", "at": "2026-08-23T02:30:00+07:00" },</w:t>
-        <w:br/>
-        <w:t xml:space="preserve">      { "status": "DEPOSIT_PAID", "at": "2026-08-23T02:31:00+07:00" },</w:t>
-        <w:br/>
-        <w:t xml:space="preserve">      { "status": "BANK_APPROVING", "at": "2026-08-23T02:32:00+07:00" }</w:t>
+        <w:t xml:space="preserve">      { "status": "PENDING_PAYMENT", "at": "2026-08-28T02:30:00+07:00" },</w:t>
+        <w:br/>
+        <w:t xml:space="preserve">      { "status": "DEPOSIT_PAID", "at": "2026-08-28T02:31:00+07:00" },</w:t>
+        <w:br/>
+        <w:t xml:space="preserve">      { "status": "BANK_APPROVING", "at": "2026-08-28T02:32:00+07:00" }</w:t>
         <w:br/>
         <w:t xml:space="preserve">    ],</w:t>
         <w:br/>
-        <w:t xml:space="preserve">    "created_at": "2026-08-23T02:30:00+07:00"</w:t>
+        <w:t xml:space="preserve">    "created_at": "2026-08-28T02:30:00+07:00"</w:t>
         <w:br/>
         <w:t xml:space="preserve">  }</w:t>
         <w:br/>
@@ -24263,7 +24263,7 @@
                 <w:color w:val="1F2937"/>
                 <w:sz w:val="19"/>
               </w:rPr>
-              <w:t>received_amount &gt;= deposit_amount</w:t>
+              <w:t>receivedAmount &gt;= deposit_amount</w:t>
             </w:r>
           </w:p>
         </w:tc>
@@ -25572,7 +25572,7 @@
                 <w:color w:val="1F2937"/>
                 <w:sz w:val="19"/>
               </w:rPr>
-              <w:t>vehicles.vin_number NOT NULL AND pdi_completed=true</w:t>
+              <w:t>vehicles.vinNumber NOT NULL AND pdi_completed=true</w:t>
             </w:r>
           </w:p>
         </w:tc>
@@ -26129,9 +26129,9 @@
         <w:br/>
         <w:t>LEFT JOIN orders o ON</w:t>
         <w:br/>
-        <w:t xml:space="preserve">    o.variant_id = vq.variant_id</w:t>
-        <w:br/>
-        <w:t xml:space="preserve">    AND o.showroom_id = vq.showroom_id</w:t>
+        <w:t xml:space="preserve">    o.variantId = vq.variantId</w:t>
+        <w:br/>
+        <w:t xml:space="preserve">    AND o.showroomId = vq.showroomId</w:t>
         <w:br/>
         <w:t xml:space="preserve">    AND o.status = 'PENDING_PAYMENT'</w:t>
         <w:br/>
@@ -26196,7 +26196,7 @@
         <w:br/>
         <w:t>FROM (</w:t>
         <w:br/>
-        <w:t xml:space="preserve">    SELECT variant_id, showroom_id, COUNT(*) as expired_count</w:t>
+        <w:t xml:space="preserve">    SELECT variantId, showroomId, COUNT(*) as expired_count</w:t>
         <w:br/>
         <w:t xml:space="preserve">    FROM orders</w:t>
         <w:br/>
@@ -26204,13 +26204,13 @@
         <w:br/>
         <w:t xml:space="preserve">      AND updated_at &gt;= NOW() - INTERVAL '65 seconds'  -- vừa cancel trong vòng scheduler</w:t>
         <w:br/>
-        <w:t xml:space="preserve">    GROUP BY variant_id, showroom_id</w:t>
+        <w:t xml:space="preserve">    GROUP BY variantId, showroomId</w:t>
         <w:br/>
         <w:t>) expired</w:t>
         <w:br/>
-        <w:t>WHERE vq.variant_id = expired.variant_id</w:t>
-        <w:br/>
-        <w:t xml:space="preserve">  AND vq.showroom_id = expired.showroom_id;</w:t>
+        <w:t>WHERE vq.variantId = expired.variantId</w:t>
+        <w:br/>
+        <w:t xml:space="preserve">  AND vq.showroomId = expired.showroomId;</w:t>
         <w:br/>
         <w:br/>
         <w:t>COMMIT;</w:t>
@@ -26672,7 +26672,7 @@
         <w:br/>
         <w:t>-- E3.14 MEDIUM: Notification list per user</w:t>
         <w:br/>
-        <w:t>CREATE INDEX IF NOT EXISTS idx_notifications_user_time ON notifications(user_id, created_at);</w:t>
+        <w:t>CREATE INDEX IF NOT EXISTS idx_notifications_user_time ON notifications(userId, created_at);</w:t>
       </w:r>
     </w:p>
     <w:p>
@@ -26745,23 +26745,23 @@
         <w:br/>
         <w:t xml:space="preserve">        UPDATE vehicle_quotas SET total_physical_count = total_physical_count + 1</w:t>
         <w:br/>
-        <w:t xml:space="preserve">        WHERE variant_id = NEW.variant_id AND showroom_id = NEW.showroom_id;</w:t>
+        <w:t xml:space="preserve">        WHERE variantId = NEW.variantId AND showroomId = NEW.showroomId;</w:t>
         <w:br/>
         <w:t xml:space="preserve">    ELSIF TG_OP = 'DELETE' THEN</w:t>
         <w:br/>
         <w:t xml:space="preserve">        UPDATE vehicle_quotas SET total_physical_count = GREATEST(0, total_physical_count - 1)</w:t>
         <w:br/>
-        <w:t xml:space="preserve">        WHERE variant_id = OLD.variant_id AND showroom_id = OLD.showroom_id;</w:t>
-        <w:br/>
-        <w:t xml:space="preserve">    ELSIF TG_OP = 'UPDATE' AND OLD.showroom_id != NEW.showroom_id THEN</w:t>
+        <w:t xml:space="preserve">        WHERE variantId = OLD.variantId AND showroomId = OLD.showroomId;</w:t>
+        <w:br/>
+        <w:t xml:space="preserve">    ELSIF TG_OP = 'UPDATE' AND OLD.showroomId != NEW.showroomId THEN</w:t>
         <w:br/>
         <w:t xml:space="preserve">        UPDATE vehicle_quotas SET total_physical_count = GREATEST(0, total_physical_count - 1)</w:t>
         <w:br/>
-        <w:t xml:space="preserve">        WHERE variant_id = OLD.variant_id AND showroom_id = OLD.showroom_id;</w:t>
+        <w:t xml:space="preserve">        WHERE variantId = OLD.variantId AND showroomId = OLD.showroomId;</w:t>
         <w:br/>
         <w:t xml:space="preserve">        UPDATE vehicle_quotas SET total_physical_count = total_physical_count + 1</w:t>
         <w:br/>
-        <w:t xml:space="preserve">        WHERE variant_id = NEW.variant_id AND showroom_id = NEW.showroom_id;</w:t>
+        <w:t xml:space="preserve">        WHERE variantId = NEW.variantId AND showroomId = NEW.showroomId;</w:t>
         <w:br/>
         <w:t xml:space="preserve">    END IF;</w:t>
         <w:br/>
@@ -26774,7 +26774,7 @@
         <w:br/>
         <w:t>CREATE TRIGGER trg_vehicles_quota_sync</w:t>
         <w:br/>
-        <w:t xml:space="preserve">    AFTER INSERT OR DELETE OR UPDATE OF showroom_id ON vehicles</w:t>
+        <w:t xml:space="preserve">    AFTER INSERT OR DELETE OR UPDATE OF showroomId ON vehicles</w:t>
         <w:br/>
         <w:t xml:space="preserve">    FOR EACH ROW EXECUTE FUNCTION sync_vehicle_quota_count();</w:t>
       </w:r>
@@ -27341,7 +27341,7 @@
                 <w:color w:val="1F2937"/>
                 <w:sz w:val="19"/>
               </w:rPr>
-              <w:t>vin_number (SCR-08)</w:t>
+              <w:t>vinNumber (SCR-08)</w:t>
             </w:r>
           </w:p>
         </w:tc>
@@ -27508,7 +27508,7 @@
                 <w:color w:val="1F2937"/>
                 <w:sz w:val="19"/>
               </w:rPr>
-              <w:t>odo_km (Trade-in)</w:t>
+              <w:t>odoKm (Trade-in)</w:t>
             </w:r>
           </w:p>
         </w:tc>
@@ -27590,7 +27590,7 @@
                 <w:color w:val="1F2937"/>
                 <w:sz w:val="19"/>
               </w:rPr>
-              <w:t>expected_price (Trade-in)</w:t>
+              <w:t>expectedPrice (Trade-in)</w:t>
             </w:r>
           </w:p>
         </w:tc>
@@ -27886,7 +27886,7 @@
                 <w:color w:val="1F2937"/>
                 <w:sz w:val="19"/>
               </w:rPr>
-              <w:t>Per order: SUM(discount_amount) WHERE order_id=$1 AND status IN (APPROVED, PENDING)</w:t>
+              <w:t>Per order: SUM(discount_amount) WHERE orderId=$1 AND status IN (APPROVED, PENDING)</w:t>
               <w:br/>
               <w:t>Nếu &gt; 30,000,000đ → tự động PENDING_ADMIN</w:t>
             </w:r>
@@ -30601,7 +30601,7 @@
                 <w:color w:val="1F2937"/>
                 <w:sz w:val="19"/>
               </w:rPr>
-              <w:t>POST /auth/register với full_name, email, phone, password đủ mạnh, OTP 888888</w:t>
+              <w:t>POST /auth/register với fullName, email, phone, password đủ mạnh, OTP 888888</w:t>
             </w:r>
           </w:p>
         </w:tc>
@@ -30616,7 +30616,7 @@
                 <w:color w:val="1F2937"/>
                 <w:sz w:val="19"/>
               </w:rPr>
-              <w:t>HTTP 201. User tạo thành công. access_token trả về. Email verify gửi đi.</w:t>
+              <w:t>HTTP 201. User tạo thành công. NextAuth session trả về. Email verify gửi đi.</w:t>
             </w:r>
           </w:p>
         </w:tc>
@@ -31066,7 +31066,7 @@
                 <w:color w:val="1F2937"/>
                 <w:sz w:val="19"/>
               </w:rPr>
-              <w:t>Refund status PENDING_ADMIN. manager_override_reason ghi vào audit_log.</w:t>
+              <w:t>Refund status PENDING_ADMIN. managerOverrideReason ghi vào audit_log.</w:t>
             </w:r>
           </w:p>
         </w:tc>
@@ -31813,7 +31813,7 @@
         <w:br/>
         <w:t>AutoDealership Enterprise Platform — Specification Document v24.0</w:t>
         <w:br/>
-        <w:t>Ngày cập nhật: 2026-08-23  |  Áp dụng 152 findings từ Review Report</w:t>
+        <w:t>Ngày cập nhật: 2026-08-28  |  Áp dụng 152 findings từ Review Report</w:t>
         <w:br/>
         <w:t>✅ CRITICAL: 18/18  ✅ HIGH: 42/42  ✅ MEDIUM: 56/56  ✅ LOW: 36/36</w:t>
         <w:br/>
@@ -31864,7 +31864,7 @@
         <w:br/>
         <w:t xml:space="preserve">        "depositAmount": 20000000,</w:t>
         <w:br/>
-        <w:t xml:space="preserve">        "createdAt": "2026-08-23T02:00:00.000Z"</w:t>
+        <w:t xml:space="preserve">        "createdAt": "2026-08-28T02:00:00.000Z"</w:t>
         <w:br/>
         <w:t xml:space="preserve">      }</w:t>
         <w:br/>
@@ -31972,7 +31972,7 @@
           </w:tcPr>
           <w:p>
             <w:r>
-              <w:t>search, brand, body_type, price_range (under500, under1000, 500to1000, 1000to1500, above1500), purpose</w:t>
+              <w:t>search, brand, bodyType, priceRange (under500, under1000, 500to1000, 1000to1500, above1500), purpose</w:t>
             </w:r>
           </w:p>
         </w:tc>
@@ -32140,7 +32140,7 @@
           </w:tcPr>
           <w:p>
             <w:r>
-              <w:t>showroom_id, date (YYYY-MM-DD), variant_id (optional)</w:t>
+              <w:t>showroomId, date (YYYY-MM-DD), variantId (optional)</w:t>
             </w:r>
           </w:p>
         </w:tc>

--- a/Tai_Lieu_Dac_Ta_He_Thong_AutoDealership_v25_Final_Master.docx
+++ b/Tai_Lieu_Dac_Ta_He_Thong_AutoDealership_v25_Final_Master.docx
@@ -3546,7 +3546,7 @@
           <w:color w:val="6B7280"/>
           <w:sz w:val="18"/>
         </w:rPr>
-        <w:t>Đăng nhập bằng mật khẩu hoặc OTP. Trả về JWT access + refresh token.</w:t>
+        <w:t>Đăng nhập bằng mật khẩu hoặc OTP. Trả về NextAuth session cookie.</w:t>
       </w:r>
     </w:p>
     <w:p>
@@ -3639,9 +3639,9 @@
         <w:br/>
         <w:t xml:space="preserve">  "data": {</w:t>
         <w:br/>
-        <w:t xml:space="preserve">    "NextAuth session": "eyJhbGciOiJSUzI1NiIsInR5cCI6IkpXVCJ9...",  // TTL: 15 phút</w:t>
-        <w:br/>
-        <w:t xml:space="preserve">    "session auto-refresh": "eyJhbGciOiJSUzI1NiIsInR5cCI6IkpXVCJ9...", // TTL: 7 ngày, HttpOnly cookie</w:t>
+        <w:t xml:space="preserve">    "access_token": "eyJhbGciOiJSUzI1NiIsInR5cCI6IkpXVCJ9...",  // TTL: 15 phút</w:t>
+        <w:br/>
+        <w:t xml:space="preserve">    "refresh_token": "eyJhbGciOiJSUzI1NiIsInR5cCI6IkpXVCJ9...", // TTL: 7 ngày, HttpOnly cookie</w:t>
         <w:br/>
         <w:t xml:space="preserve">    "user": {</w:t>
         <w:br/>
@@ -3795,7 +3795,7 @@
         </w:rPr>
         <w:t>{</w:t>
         <w:br/>
-        <w:t xml:space="preserve">  "session auto-refresh": "eyJhbGc..."  // optional nếu dùng HttpOnly cookie</w:t>
+        <w:t xml:space="preserve">  "refresh_token": "eyJhbGc..."  // optional nếu dùng HttpOnly cookie</w:t>
         <w:br/>
         <w:t>}</w:t>
       </w:r>
@@ -3955,7 +3955,7 @@
         </w:rPr>
         <w:t>{</w:t>
         <w:br/>
-        <w:t xml:space="preserve">  "session auto-refresh": "eyJhbGc..."  // nếu không dùng cookie</w:t>
+        <w:t xml:space="preserve">  "refresh_token": "eyJhbGc..."  // nếu không dùng cookie</w:t>
         <w:br/>
         <w:t>}</w:t>
       </w:r>
@@ -3994,9 +3994,9 @@
         <w:br/>
         <w:t xml:space="preserve">  "data": {</w:t>
         <w:br/>
-        <w:t xml:space="preserve">    "NextAuth session": "eyJhbGciOiJSUzI1NiIs...",</w:t>
-        <w:br/>
-        <w:t xml:space="preserve">    "session auto-refresh": "eyJhbGciOiJSUzI1NiIs..." // token mới (rotation)</w:t>
+        <w:t xml:space="preserve">    "access_token": "eyJhbGciOiJSUzI1NiIs...",</w:t>
+        <w:br/>
+        <w:t xml:space="preserve">    "refresh_token": "eyJhbGciOiJSUzI1NiIs..." // token mới (rotation)</w:t>
         <w:br/>
         <w:t xml:space="preserve">  }</w:t>
         <w:br/>
@@ -5961,9 +5961,9 @@
         <w:br/>
         <w:t xml:space="preserve">  "data": {</w:t>
         <w:br/>
-        <w:t xml:space="preserve">    "NextAuth session": "eyJhbGciOiJSUzI1NiIsInR5cCI6IkpXVCJ9...",</w:t>
-        <w:br/>
-        <w:t xml:space="preserve">    "session auto-refresh": "eyJhbGciOiJSUzI1NiIsInR5cCI6IkpXVCJ9...",</w:t>
+        <w:t xml:space="preserve">    "access_token": "eyJhbGciOiJSUzI1NiIsInR5cCI6IkpXVCJ9...",</w:t>
+        <w:br/>
+        <w:t xml:space="preserve">    "refresh_token": "eyJhbGciOiJSUzI1NiIsInR5cCI6IkpXVCJ9...",</w:t>
         <w:br/>
         <w:t xml:space="preserve">    "user": {</w:t>
         <w:br/>
@@ -8699,9 +8699,9 @@
         <w:br/>
         <w:t xml:space="preserve">      "identity_card_place": "Cuc Canh sat DKQL - CA TP HCM",</w:t>
         <w:br/>
-        <w:t xml:space="preserve">      "permanent_address": "123 Nguyen Hue, Q1, TP.HCM",</w:t>
-        <w:br/>
-        <w:t xml:space="preserve">      "monthly_income": 25000000,</w:t>
+        <w:t xml:space="preserve">      "permanentAddress": "123 Nguyen Hue, Q1, TP.HCM",</w:t>
+        <w:br/>
+        <w:t xml:space="preserve">      "monthlyIncome": 25000000,</w:t>
         <w:br/>
         <w:t xml:space="preserve">      "cccd_front_url": "https://cdn.autodealer.vn/cccd/...",</w:t>
         <w:br/>
@@ -8834,11 +8834,11 @@
         <w:br/>
         <w:t xml:space="preserve">  "fullName": "Nguyen Van B",             // optional</w:t>
         <w:br/>
-        <w:t xml:space="preserve">  "permanent_address": "456 Le Loi, Q1",   // optional</w:t>
-        <w:br/>
-        <w:t xml:space="preserve">  "monthly_income": 30000000,              // optional</w:t>
-        <w:br/>
-        <w:t xml:space="preserve">  "identity_card_number": "001200001234",  // optional, triggers AES encrypt</w:t>
+        <w:t xml:space="preserve">  "permanentAddress": "456 Le Loi, Q1",   // optional</w:t>
+        <w:br/>
+        <w:t xml:space="preserve">  "monthlyIncome": 30000000,              // optional</w:t>
+        <w:br/>
+        <w:t xml:space="preserve">  "identityCardNumber": "001200001234",  // optional, triggers AES encrypt</w:t>
         <w:br/>
         <w:t xml:space="preserve">  "identity_card_date": "2020-05-15",      // optional</w:t>
         <w:br/>
@@ -8883,7 +8883,7 @@
         <w:br/>
         <w:t xml:space="preserve">    "message": "Hồ sơ đã được cập nhật",</w:t>
         <w:br/>
-        <w:t xml:space="preserve">    "updated_fields": ["fullName", "monthly_income"]</w:t>
+        <w:t xml:space="preserve">    "updated_fields": ["fullName", "monthlyIncome"]</w:t>
         <w:br/>
         <w:t xml:space="preserve">  }</w:t>
         <w:br/>
@@ -8920,7 +8920,7 @@
         </w:rPr>
         <w:t>HTTP 422 Unprocessable</w:t>
         <w:br/>
-        <w:t>{ "success": false, "error": { "code": "ERR_VALIDATION", "message": "Dữ liệu không hợp lệ", "details": [{"field":"identity_card_number","msg":"Mã CCCD không đúng cấu trúc"}] } }</w:t>
+        <w:t>{ "success": false, "error": { "code": "ERR_VALIDATION", "message": "Dữ liệu không hợp lệ", "details": [{"field":"identityCardNumber","msg":"Mã CCCD không đúng cấu trúc"}] } }</w:t>
         <w:br/>
         <w:br/>
         <w:t>HTTP 409 Conflict</w:t>
@@ -10312,9 +10312,9 @@
         <w:br/>
         <w:t xml:space="preserve">          "name": "Camry 2.5Q",</w:t>
         <w:br/>
-        <w:t xml:space="preserve">          "listed_price": 1290000000,</w:t>
-        <w:br/>
-        <w:t xml:space="preserve">          "thumbnail_url": "https://cdn.autodealer.vn/...",</w:t>
+        <w:t xml:space="preserve">          "listedPrice": 1290000000,</w:t>
+        <w:br/>
+        <w:t xml:space="preserve">          "thumbnailUrl": "https://cdn.autodealer.vn/...",</w:t>
         <w:br/>
         <w:t xml:space="preserve">          "available_count": 3,</w:t>
         <w:br/>
@@ -11634,11 +11634,11 @@
         <w:br/>
         <w:t xml:space="preserve">    "name": "Camry 2.5Q",</w:t>
         <w:br/>
-        <w:t xml:space="preserve">    "listed_price": 1290000000,</w:t>
-        <w:br/>
-        <w:t xml:space="preserve">    "min_deposit_amount": 50000000,</w:t>
-        <w:br/>
-        <w:t xml:space="preserve">    "specs_json": {</w:t>
+        <w:t xml:space="preserve">    "listedPrice": 1290000000,</w:t>
+        <w:br/>
+        <w:t xml:space="preserve">    "minDepositAmount": 50000000,</w:t>
+        <w:br/>
+        <w:t xml:space="preserve">    "specsJson": {</w:t>
         <w:br/>
         <w:t xml:space="preserve">      "engine": "2.5L 4-cylinder",</w:t>
         <w:br/>
@@ -12898,11 +12898,11 @@
         <w:br/>
         <w:t xml:space="preserve">      "id": "slot-uuid-001",</w:t>
         <w:br/>
-        <w:t xml:space="preserve">      "slot_start": "2026-08-25T09:00:00+07:00",</w:t>
-        <w:br/>
-        <w:t xml:space="preserve">      "slot_end": "2026-08-25T10:00:00+07:00",</w:t>
-        <w:br/>
-        <w:t xml:space="preserve">      "is_booked": false,</w:t>
+        <w:t xml:space="preserve">      "slotStart": "2026-08-25T09:00:00+07:00",</w:t>
+        <w:br/>
+        <w:t xml:space="preserve">      "slotEnd": "2026-08-25T10:00:00+07:00",</w:t>
+        <w:br/>
+        <w:t xml:space="preserve">      "isBooked": false,</w:t>
         <w:br/>
         <w:t xml:space="preserve">      "demo_vehicle": { "vin": "VN1234567890", "color": "Trắng" },</w:t>
         <w:br/>
@@ -12914,11 +12914,11 @@
         <w:br/>
         <w:t xml:space="preserve">      "id": "slot-uuid-002",</w:t>
         <w:br/>
-        <w:t xml:space="preserve">      "slot_start": "2026-08-25T10:00:00+07:00",</w:t>
-        <w:br/>
-        <w:t xml:space="preserve">      "slot_end": "2026-08-25T11:00:00+07:00",</w:t>
-        <w:br/>
-        <w:t xml:space="preserve">      "is_booked": true,</w:t>
+        <w:t xml:space="preserve">      "slotStart": "2026-08-25T10:00:00+07:00",</w:t>
+        <w:br/>
+        <w:t xml:space="preserve">      "slotEnd": "2026-08-25T11:00:00+07:00",</w:t>
+        <w:br/>
+        <w:t xml:space="preserve">      "isBooked": true,</w:t>
         <w:br/>
         <w:t xml:space="preserve">      "demo_vehicle": null,</w:t>
         <w:br/>
@@ -13058,15 +13058,15 @@
         <w:br/>
         <w:t xml:space="preserve">  "variantId": "variant-uuid-001",</w:t>
         <w:br/>
-        <w:t xml:space="preserve">  "driver_license": "123456789012",   // required, 12 digits</w:t>
-        <w:br/>
-        <w:t xml:space="preserve">  "driver_type": "SELF",              // SELF | BEHALF</w:t>
-        <w:br/>
-        <w:t xml:space="preserve">  // Nếu driver_type = BEHALF:</w:t>
-        <w:br/>
-        <w:t xml:space="preserve">  "on_behalf_customerName": "Le Thi C",</w:t>
-        <w:br/>
-        <w:t xml:space="preserve">  "on_behalf_customerPhone": "0907654321",</w:t>
+        <w:t xml:space="preserve">  // driver_license: not in API (DB only)</w:t>
+        <w:br/>
+        <w:t xml:space="preserve">  // driver_type: not in API (DB only)</w:t>
+        <w:br/>
+        <w:t xml:space="preserve">  // Fields below not in current API:</w:t>
+        <w:br/>
+        <w:t xml:space="preserve">  // on_behalf fields: not in current API</w:t>
+        <w:br/>
+        <w:t xml:space="preserve">  // (test drive booking is simpler in code)</w:t>
         <w:br/>
         <w:t xml:space="preserve">  "notes": "Muốn test đường cao tốc"</w:t>
         <w:br/>
@@ -14328,11 +14328,11 @@
         <w:br/>
         <w:t xml:space="preserve">  "showroomId": "showroom-uuid-001",</w:t>
         <w:br/>
-        <w:t xml:space="preserve">  "purchase_type": "DIRECT",          // DIRECT | AUTO_LOAN</w:t>
-        <w:br/>
-        <w:t xml:space="preserve">  "deposit_amount": 50000000,         // VNĐ, &gt;= min_deposit_amount</w:t>
-        <w:br/>
-        <w:t xml:space="preserve">  "payment_method": "VIETQR",         // VIETQR | VNPAY | TRANSFER</w:t>
+        <w:t xml:space="preserve">  "purchaseType": "DIRECT",          // DIRECT | AUTO_LOAN</w:t>
+        <w:br/>
+        <w:t xml:space="preserve">  "depositAmount": 50000000,         // VNĐ, &gt;= min_deposit_amount</w:t>
+        <w:br/>
+        <w:t xml:space="preserve">  "paymentMethod": "VIETQR",         // VIETQR | VNPAY | TRANSFER</w:t>
         <w:br/>
         <w:t xml:space="preserve">  "accessories": [</w:t>
         <w:br/>
@@ -14385,7 +14385,7 @@
         <w:br/>
         <w:t xml:space="preserve">    "orderId": "order-uuid-001",</w:t>
         <w:br/>
-        <w:t xml:space="preserve">    "order_code": "ORD-20260823-0001",</w:t>
+        <w:t xml:space="preserve">    "orderCode": "ORD-20260823-0001",</w:t>
         <w:br/>
         <w:t xml:space="preserve">    "status": "PENDING_PAYMENT",</w:t>
         <w:br/>
@@ -14411,7 +14411,7 @@
         <w:br/>
         <w:t xml:space="preserve">    "order_summary": {</w:t>
         <w:br/>
-        <w:t xml:space="preserve">      "listed_price": 1290000000,</w:t>
+        <w:t xml:space="preserve">      "listedPrice": 1290000000,</w:t>
         <w:br/>
         <w:t xml:space="preserve">      "accessories_total": 5000000,</w:t>
         <w:br/>
@@ -14421,7 +14421,7 @@
         <w:br/>
         <w:t xml:space="preserve">      "credit_applied": 10000000,</w:t>
         <w:br/>
-        <w:t xml:space="preserve">      "final_price": 1097000000</w:t>
+        <w:t xml:space="preserve">      "finalPrice": 1097000000</w:t>
         <w:br/>
         <w:t xml:space="preserve">    }</w:t>
         <w:br/>
@@ -14571,7 +14571,7 @@
         <w:br/>
         <w:t xml:space="preserve">  "receivedAmount": 50000000,</w:t>
         <w:br/>
-        <w:t xml:space="preserve">  "gateway_transaction_no": "VCB123456789",</w:t>
+        <w:t xml:space="preserve">  "gatewayTransactionNo": "VCB123456789",</w:t>
         <w:br/>
         <w:t xml:space="preserve">  "gateway_response_code": "00",</w:t>
         <w:br/>
@@ -14618,9 +14618,9 @@
         <w:br/>
         <w:t xml:space="preserve">    "orderId": "order-uuid-001",</w:t>
         <w:br/>
-        <w:t xml:space="preserve">    "order_status": "DEPOSIT_PAID",</w:t>
-        <w:br/>
-        <w:t xml:space="preserve">    "payment_status": "SUCCESS",</w:t>
+        <w:t xml:space="preserve">    "orderStatus": "DEPOSIT_PAID",</w:t>
+        <w:br/>
+        <w:t xml:space="preserve">    "paymentStatus": "SUCCESS",</w:t>
         <w:br/>
         <w:t xml:space="preserve">    "sse_event_sent": true</w:t>
         <w:br/>
@@ -16871,7 +16871,7 @@
         </w:rPr>
         <w:t>{</w:t>
         <w:br/>
-        <w:t xml:space="preserve">  "lead_status": "CONTACTED",    // NEW→CONTACTED→TEST_DRIVE_BOOKED→NEGOTIATING→WON|LOST</w:t>
+        <w:t xml:space="preserve">  "newStatus": "CONTACTED",    // NEW→CONTACTED→TEST_DRIVE_BOOKED→NEGOTIATING→WON|LOST</w:t>
         <w:br/>
         <w:t xml:space="preserve">  "lostReason": null,           // required nếu status=LOST</w:t>
         <w:br/>
@@ -16920,7 +16920,7 @@
         <w:br/>
         <w:t xml:space="preserve">    "newStatus": "CONTACTED",</w:t>
         <w:br/>
-        <w:t xml:space="preserve">    "updated_at": "2026-08-28T02:35:00+07:00"</w:t>
+        <w:t xml:space="preserve">    "updatedAt": "2026-08-28T02:35:00+07:00"</w:t>
         <w:br/>
         <w:t xml:space="preserve">  }</w:t>
         <w:br/>
@@ -19761,7 +19761,7 @@
         <w:br/>
         <w:t xml:space="preserve">      "updated_by": { "id": "admin-uuid", "name": "Super Admin" },</w:t>
         <w:br/>
-        <w:t xml:space="preserve">      "updated_at": "2026-08-20T10:00:00+07:00"</w:t>
+        <w:t xml:space="preserve">      "updatedAt": "2026-08-20T10:00:00+07:00"</w:t>
         <w:br/>
         <w:t xml:space="preserve">    },</w:t>
         <w:br/>
@@ -19949,9 +19949,9 @@
         <w:br/>
         <w:t xml:space="preserve">    "configs": [</w:t>
         <w:br/>
-        <w:t xml:space="preserve">      { "config_key": "cfg_default_deposit_amount", "old_value": "50000000", "new_value": "60000000" },</w:t>
-        <w:br/>
-        <w:t xml:space="preserve">      { "config_key": "cfg_soft_lock_timeout_minutes", "old_value": "15", "new_value": "20" }</w:t>
+        <w:t xml:space="preserve">      { "config_key": "cfg_default_deposit_amount", "oldValue": "50000000", "newValue": "60000000" },</w:t>
+        <w:br/>
+        <w:t xml:space="preserve">      { "config_key": "cfg_soft_lock_timeout_minutes", "oldValue": "15", "newValue": "20" }</w:t>
         <w:br/>
         <w:t xml:space="preserve">    ]</w:t>
         <w:br/>
@@ -20134,7 +20134,7 @@
         <w:br/>
         <w:t xml:space="preserve">      "id": "log-uuid-001",</w:t>
         <w:br/>
-        <w:t xml:space="preserve">      "actor_type": "USER",</w:t>
+        <w:t xml:space="preserve">      "actorType": "USER",</w:t>
         <w:br/>
         <w:t xml:space="preserve">      "actor": { "id": "user-uuid", "name": "Admin", "role": "ADMIN" },</w:t>
         <w:br/>
@@ -20142,17 +20142,17 @@
         <w:br/>
         <w:t xml:space="preserve">      "entityType": "users",</w:t>
         <w:br/>
-        <w:t xml:space="preserve">      "entity_id": "user-uuid-002",</w:t>
-        <w:br/>
-        <w:t xml:space="preserve">      "old_value": { "password_hash": "[MASKED]" },</w:t>
-        <w:br/>
-        <w:t xml:space="preserve">      "new_value": { "password_hash": "[MASKED]" },</w:t>
-        <w:br/>
-        <w:t xml:space="preserve">      "ip_address": "192.168.1.100",</w:t>
+        <w:t xml:space="preserve">      "entityId": "user-uuid-002",</w:t>
+        <w:br/>
+        <w:t xml:space="preserve">      "oldValue": { "passwordHash": "[MASKED]" },</w:t>
+        <w:br/>
+        <w:t xml:space="preserve">      "newValue": { "passwordHash": "[MASKED]" },</w:t>
+        <w:br/>
+        <w:t xml:space="preserve">      "ipAddress": "192.168.1.100",</w:t>
         <w:br/>
         <w:t xml:space="preserve">      "correlationId": "req-abc123",</w:t>
         <w:br/>
-        <w:t xml:space="preserve">      "created_at": "2026-08-28T02:31:00+07:00",</w:t>
+        <w:t xml:space="preserve">      "createdAt": "2026-08-28T02:31:00+07:00",</w:t>
         <w:br/>
         <w:t xml:space="preserve">      "has_pii": false</w:t>
         <w:br/>
@@ -20285,7 +20285,7 @@
         <w:br/>
         <w:t xml:space="preserve">  "entityType": "customer_profiles",</w:t>
         <w:br/>
-        <w:t xml:space="preserve">  "entity_id": "profile-uuid-001",</w:t>
+        <w:t xml:space="preserve">  "entityId": "profile-uuid-001",</w:t>
         <w:br/>
         <w:t xml:space="preserve">  "decrypt_reason": "Xác minh danh tính khách hàng để giải quyết khiếu nại #TKT-001"</w:t>
         <w:br/>
@@ -20326,7 +20326,7 @@
         <w:br/>
         <w:t xml:space="preserve">  "data": {</w:t>
         <w:br/>
-        <w:t xml:space="preserve">    "identity_card_number": "001200001234",  // Plaintext, TTL 30s</w:t>
+        <w:t xml:space="preserve">    "identityCardNumber": "001200001234",  // Plaintext, TTL 30s</w:t>
         <w:br/>
         <w:t xml:space="preserve">    "auto_mask_after_seconds": 30</w:t>
         <w:br/>
@@ -21447,7 +21447,7 @@
         </w:rPr>
         <w:t>Auth: NextAuth session cookie. Role: CUSTOMER (self) | SALE (hộ customer).</w:t>
         <w:br/>
-        <w:t xml:space="preserve">BOLA: order.customer_id phải == JWT.sub HOẶC role &gt;= SALE.  </w:t>
+        <w:t xml:space="preserve">BOLA: order.customer_id phải == session.user.id HOẶC role &gt;= SALE.  </w:t>
       </w:r>
       <w:r>
         <w:rPr>
@@ -21490,17 +21490,17 @@
         <w:br/>
         <w:t xml:space="preserve">  "refundReasonType": "BANK_LOAN_REJECTED",</w:t>
         <w:br/>
-        <w:t xml:space="preserve">  "bank_rejection_letter_url": "https://cdn.autodealer.vn/docs/rejection.pdf",</w:t>
+        <w:t xml:space="preserve">  "bankRejectionLetterUrl": "https://cdn.autodealer.vn/docs/rejection.pdf",</w:t>
         <w:br/>
         <w:t xml:space="preserve">  "bank_accountNumber": "0123456789",</w:t>
         <w:br/>
-        <w:t xml:space="preserve">  "bank_account_name": "NGUYEN VAN A",</w:t>
+        <w:t xml:space="preserve">  "bankAccountName": "NGUYEN VAN A",</w:t>
         <w:br/>
         <w:t xml:space="preserve">  "bankName": "Vietcombank"</w:t>
         <w:br/>
-        <w:t xml:space="preserve">  // Bổ sung v23: requested_by_userId tự lấy từ JWT.sub</w:t>
-        <w:br/>
-        <w:t xml:space="preserve">  // requester_role tự set từ JWT.role</w:t>
+        <w:t xml:space="preserve">  // Bổ sung v23: requested_by_userId tự lấy từ session.user.id</w:t>
+        <w:br/>
+        <w:t xml:space="preserve">  // requester_role tự set từ session.user.role</w:t>
         <w:br/>
         <w:t>}</w:t>
       </w:r>
@@ -21545,7 +21545,7 @@
         <w:br/>
         <w:t xml:space="preserve">    "status": "PENDING_MANAGER",</w:t>
         <w:br/>
-        <w:t xml:space="preserve">    "payout_due_date": "2026-08-26",</w:t>
+        <w:t xml:space="preserve">    "payoutDueDate": "2026-08-26",</w:t>
         <w:br/>
         <w:t xml:space="preserve">    "message": "Yêu cầu hoàn tiền đã được gửi. Showroom sẽ xử lý trong 3 ngày làm việc."</w:t>
         <w:br/>
@@ -21762,7 +21762,7 @@
         <w:br/>
         <w:t xml:space="preserve">    "next_step": "Chờ Admin xét duyệt giải ngân",</w:t>
         <w:br/>
-        <w:t xml:space="preserve">    "payout_due_date": "2026-08-26"</w:t>
+        <w:t xml:space="preserve">    "payoutDueDate": "2026-08-26"</w:t>
         <w:br/>
         <w:t xml:space="preserve">  }</w:t>
         <w:br/>
@@ -23088,11 +23088,11 @@
         <w:br/>
         <w:t xml:space="preserve">  "orderId": "order-uuid-001",   // optional: link tới đơn đặt cọc</w:t>
         <w:br/>
-        <w:t xml:space="preserve">  "brand_name": "Toyota",</w:t>
-        <w:br/>
-        <w:t xml:space="preserve">  "model_name": "Vios",</w:t>
-        <w:br/>
-        <w:t xml:space="preserve">  "variant_name": "1.5MT E",      // optional</w:t>
+        <w:t xml:space="preserve">  "oldCarBrand": "Toyota",</w:t>
+        <w:br/>
+        <w:t xml:space="preserve">  "oldCarModel": "Vios",</w:t>
+        <w:br/>
+        <w:t xml:space="preserve">  "variantName": "1.5MT E",      // optional</w:t>
         <w:br/>
         <w:t xml:space="preserve">  "year": 2020,</w:t>
         <w:br/>
@@ -23358,7 +23358,7 @@
         <w:br/>
         <w:t xml:space="preserve">      "new_final_price": 970000000,</w:t>
         <w:br/>
-        <w:t xml:space="preserve">      "trade_in_credit_value": 320000000</w:t>
+        <w:t xml:space="preserve">      "tradeInCreditValue": 320000000</w:t>
         <w:br/>
         <w:t xml:space="preserve">    }</w:t>
         <w:br/>
@@ -23478,7 +23478,7 @@
           <w:color w:val="1D4ED8"/>
           <w:sz w:val="20"/>
         </w:rPr>
-        <w:t xml:space="preserve">  /api/v1/loans/{loan_id}/switch-bank</w:t>
+        <w:t xml:space="preserve">  /api/v1/loans/{id}/switch-bank</w:t>
       </w:r>
     </w:p>
     <w:p>
@@ -23495,7 +23495,7 @@
         </w:rPr>
         <w:t>Auth: NextAuth session cookie. Role: CUSTOMER.</w:t>
         <w:br/>
-        <w:t xml:space="preserve">BOLA: loan.order.customer_id phải == JWT.sub.  </w:t>
+        <w:t xml:space="preserve">BOLA: loan.order.customer_id phải == session.user.id.  </w:t>
       </w:r>
       <w:r>
         <w:rPr>
@@ -23532,7 +23532,7 @@
           <w:color w:val="17202E"/>
           <w:sz w:val="18"/>
         </w:rPr>
-        <w:t>loan_id: UUID — ID của loan_application</w:t>
+        <w:t>loanApplicationId: UUID — ID của loan_application</w:t>
       </w:r>
     </w:p>
     <w:p>
@@ -23608,17 +23608,17 @@
         <w:br/>
         <w:t xml:space="preserve">  "data": {</w:t>
         <w:br/>
-        <w:t xml:space="preserve">    "new_loan_id": "loan-uuid-002",</w:t>
+        <w:t xml:space="preserve">    "newLoanId": "loan-uuid-002",</w:t>
         <w:br/>
         <w:t xml:space="preserve">    "bankName": "BIDV",</w:t>
         <w:br/>
         <w:t xml:space="preserve">    "status": "SUBMITTED",</w:t>
         <w:br/>
-        <w:t xml:space="preserve">    "switch_count": 2,</w:t>
-        <w:br/>
-        <w:t xml:space="preserve">    "remaining_switches": 1,</w:t>
-        <w:br/>
-        <w:t xml:space="preserve">    "order_status": "BANK_APPROVING"</w:t>
+        <w:t xml:space="preserve">    "switchCount": 2,</w:t>
+        <w:br/>
+        <w:t xml:space="preserve">    "remainingSwitches": 1,</w:t>
+        <w:br/>
+        <w:t xml:space="preserve">    "orderStatus": "BANK_APPROVING"</w:t>
         <w:br/>
         <w:t xml:space="preserve">  }</w:t>
         <w:br/>
@@ -23748,7 +23748,7 @@
         </w:rPr>
         <w:t>{</w:t>
         <w:br/>
-        <w:t xml:space="preserve">  "loan_id": "loan-uuid-001",</w:t>
+        <w:t xml:space="preserve">  "loanApplicationId": "loan-uuid-001",</w:t>
         <w:br/>
         <w:t xml:space="preserve">  "decision": "APPROVED",          // APPROVED | PARTIALLY_APPROVED | REJECTED</w:t>
         <w:br/>
@@ -23795,7 +23795,7 @@
         <w:br/>
         <w:t xml:space="preserve">  "data": {</w:t>
         <w:br/>
-        <w:t xml:space="preserve">    "loan_id": "loan-uuid-001",</w:t>
+        <w:t xml:space="preserve">    "loanApplicationId": "loan-uuid-001",</w:t>
         <w:br/>
         <w:t xml:space="preserve">    "decision": "APPROVED",</w:t>
         <w:br/>
@@ -23963,11 +23963,11 @@
         <w:br/>
         <w:t xml:space="preserve">    "id": "order-uuid-001",</w:t>
         <w:br/>
-        <w:t xml:space="preserve">    "order_code": "ORD-20260823-0001",</w:t>
+        <w:t xml:space="preserve">    "orderCode": "ORD-20260823-0001",</w:t>
         <w:br/>
         <w:t xml:space="preserve">    "status": "BANK_APPROVING",</w:t>
         <w:br/>
-        <w:t xml:space="preserve">    "purchase_type": "AUTO_LOAN",</w:t>
+        <w:t xml:space="preserve">    "purchaseType": "AUTO_LOAN",</w:t>
         <w:br/>
         <w:t xml:space="preserve">    "vehicle": { "name": "Toyota Camry 2.5Q", "vin": "JN1...", "color": "Trắng" },</w:t>
         <w:br/>
@@ -23975,7 +23975,7 @@
         <w:br/>
         <w:t xml:space="preserve">    "pricing": {</w:t>
         <w:br/>
-        <w:t xml:space="preserve">      "listed_price": 1290000000,</w:t>
+        <w:t xml:space="preserve">      "listedPrice": 1290000000,</w:t>
         <w:br/>
         <w:t xml:space="preserve">      "accessories_total": 5000000,</w:t>
         <w:br/>
@@ -23987,7 +23987,7 @@
         <w:br/>
         <w:t xml:space="preserve">      "deposit_paid": 50000000,</w:t>
         <w:br/>
-        <w:t xml:space="preserve">      "final_price": 977000000</w:t>
+        <w:t xml:space="preserve">      "finalPrice": 977000000</w:t>
         <w:br/>
         <w:t xml:space="preserve">    },</w:t>
         <w:br/>
@@ -23999,7 +23999,7 @@
         <w:br/>
         <w:t xml:space="preserve">      "status": "IN_REVIEW",</w:t>
         <w:br/>
-        <w:t xml:space="preserve">      "switch_count": 0</w:t>
+        <w:t xml:space="preserve">      "switchCount": 0</w:t>
         <w:br/>
         <w:t xml:space="preserve">    },</w:t>
         <w:br/>
@@ -24013,7 +24013,7 @@
         <w:br/>
         <w:t xml:space="preserve">    ],</w:t>
         <w:br/>
-        <w:t xml:space="preserve">    "created_at": "2026-08-28T02:30:00+07:00"</w:t>
+        <w:t xml:space="preserve">    "createdAt": "2026-08-28T02:30:00+07:00"</w:t>
         <w:br/>
         <w:t xml:space="preserve">  }</w:t>
         <w:br/>
@@ -26672,7 +26672,7 @@
         <w:br/>
         <w:t>-- E3.14 MEDIUM: Notification list per user</w:t>
         <w:br/>
-        <w:t>CREATE INDEX IF NOT EXISTS idx_notifications_user_time ON notifications(userId, created_at);</w:t>
+        <w:t>CREATE INDEX IF NOT EXISTS idx_notifications_user_time ON notifications(user_id, created_at);</w:t>
       </w:r>
     </w:p>
     <w:p>
@@ -30308,7 +30308,7 @@
                 <w:color w:val="1F2937"/>
                 <w:sz w:val="19"/>
               </w:rPr>
-              <w:t>JWT Security</w:t>
+              <w:t>Session Security</w:t>
             </w:r>
           </w:p>
         </w:tc>
@@ -30390,7 +30390,7 @@
                 <w:color w:val="1F2937"/>
                 <w:sz w:val="19"/>
               </w:rPr>
-              <w:t>Mỗi resource endpoint verify: resource.owner_id == JWT.sub OR role &gt;= MANAGER</w:t>
+              <w:t>Mỗi resource endpoint verify: resource.owner_id == session.user.id OR role &gt;= MANAGER</w:t>
             </w:r>
           </w:p>
         </w:tc>
@@ -30616,7 +30616,7 @@
                 <w:color w:val="1F2937"/>
                 <w:sz w:val="19"/>
               </w:rPr>
-              <w:t>HTTP 201. User tạo thành công. NextAuth session trả về. Email verify gửi đi.</w:t>
+              <w:t>HTTP 201. User tạo thành công. Session trả về. Email verify gửi đi.</w:t>
             </w:r>
           </w:p>
         </w:tc>

--- a/Tai_Lieu_Dac_Ta_He_Thong_AutoDealership_v25_Final_Master.docx
+++ b/Tai_Lieu_Dac_Ta_He_Thong_AutoDealership_v25_Final_Master.docx
@@ -5977,7 +5977,7 @@
         <w:br/>
         <w:t xml:space="preserve">      "role": "CUSTOMER",</w:t>
         <w:br/>
-        <w:t xml:space="preserve">      "email_verified": false</w:t>
+        <w:t xml:space="preserve">      "email_verified": false  // [PLANNED - not yet in codebase]</w:t>
         <w:br/>
         <w:t xml:space="preserve">    }</w:t>
         <w:br/>
@@ -8683,7 +8683,7 @@
         <w:br/>
         <w:t xml:space="preserve">    "email": "user@example.com",</w:t>
         <w:br/>
-        <w:t xml:space="preserve">    "email_verified": true,</w:t>
+        <w:t xml:space="preserve">    "email_verified": true,  // [PLANNED - not yet in codebase]</w:t>
         <w:br/>
         <w:t xml:space="preserve">    "phone": "0901234567",</w:t>
         <w:br/>
@@ -12198,7 +12198,7 @@
                 <w:color w:val="1F2937"/>
                 <w:sz w:val="19"/>
               </w:rPr>
-              <w:t>Không cho chọn ngày đã qua hoặc ngày showroom đóng cửa (dựa showroom_operating_hours). Fetch slots khi chọn ngày.</w:t>
+              <w:t>Không cho chọn ngày đã qua hoặc ngày showroom đóng cửa (dựa showroom_operating_hours [planned]). Fetch slots khi chọn ngày.</w:t>
             </w:r>
           </w:p>
         </w:tc>
@@ -26306,25 +26306,25 @@
         <w:t xml:space="preserve">    ADD CONSTRAINT fk_vin_hold_order FOREIGN KEY (order_id) REFERENCES orders(id);</w:t>
         <w:br/>
         <w:br/>
-        <w:t>-- E4.10 LOW FIX: email_verified column</w:t>
+        <w:t>-- E4.10 LOW FIX: email_verified column [PLANNED - NOT YET IN CODEBASE]</w:t>
         <w:br/>
         <w:t>ALTER TABLE users ADD COLUMN IF NOT EXISTS email_verified BOOLEAN DEFAULT FALSE;</w:t>
         <w:br/>
         <w:br/>
         <w:t>-- E4.8 MEDIUM FIX: soft-delete pattern</w:t>
         <w:br/>
-        <w:t>ALTER TABLE orders ADD COLUMN IF NOT EXISTS deleted_at TIMESTAMPTZ NULL;</w:t>
-        <w:br/>
-        <w:t>ALTER TABLE payments ADD COLUMN IF NOT EXISTS deleted_at TIMESTAMPTZ NULL;</w:t>
+        <w:t>ALTER TABLE orders ADD COLUMN IF NOT EXISTS deleted_at TIMESTAMPTZ NULL; -- [PLANNED - NOT YET IN CODEBASE]</w:t>
+        <w:br/>
+        <w:t>ALTER TABLE payments ADD COLUMN IF NOT EXISTS deleted_at TIMESTAMPTZ NULL; -- [PLANNED - NOT YET IN CODEBASE]</w:t>
         <w:br/>
         <w:t>-- NOTE: Không hard-delete orders/payments/audit_logs bao giờ</w:t>
         <w:br/>
         <w:br/>
         <w:t>-- E4.7 MEDIUM FIX: outbox retry cap</w:t>
         <w:br/>
-        <w:t>ALTER TABLE outbox_events ADD COLUMN IF NOT EXISTS max_retries INTEGER DEFAULT 5;</w:t>
-        <w:br/>
-        <w:t>ALTER TABLE outbox_events ADD COLUMN IF NOT EXISTS dead_lettered_at TIMESTAMPTZ NULL;</w:t>
+        <w:t>ALTER TABLE outbox_events ADD COLUMN IF NOT EXISTS max_retries INTEGER DEFAULT 5; -- [PLANNED - NOT YET IN CODEBASE]</w:t>
+        <w:br/>
+        <w:t>ALTER TABLE outbox_events ADD COLUMN IF NOT EXISTS dead_lettered_at TIMESTAMPTZ NULL; -- [PLANNED - NOT YET IN CODEBASE]</w:t>
         <w:br/>
         <w:t>-- Khi retry_count &gt;= max_retries: status → DEAD_LETTER + alert admin</w:t>
         <w:br/>
@@ -26509,7 +26509,7 @@
         <w:t>);</w:t>
         <w:br/>
         <w:br/>
-        <w:t>-- E2.4 MEDIUM: insurance_products</w:t>
+        <w:t>-- E2.4 MEDIUM: insurance_products [PLANNED - NOT YET IN CODEBASE]</w:t>
         <w:br/>
         <w:t>CREATE TABLE IF NOT EXISTS insurance_products (</w:t>
         <w:br/>
@@ -26561,7 +26561,7 @@
         <w:t>CREATE INDEX idx_attachments_entity ON file_attachments(entity_type, entity_id);</w:t>
         <w:br/>
         <w:br/>
-        <w:t>-- E2.8 LOW: showroom_operating_hours</w:t>
+        <w:t>-- E2.8 LOW: showroom_operating_hours [PLANNED - NOT YET IN CODEBASE]</w:t>
         <w:br/>
         <w:t>CREATE TABLE IF NOT EXISTS showroom_operating_hours (</w:t>
         <w:br/>
@@ -26580,6 +26580,27 @@
         <w:t xml:space="preserve">    UNIQUE(showroom_id, day_of_week)</w:t>
         <w:br/>
         <w:t>);</w:t>
+        <w:br/>
+        <w:br/>
+        <w:t>-- ============================================================</w:t>
+        <w:br/>
+        <w:t>-- ADDITIONAL TABLES IN CODEBASE (defined in schema, not in v24 DDL):</w:t>
+        <w:br/>
+        <w:t>-- vehicle_price_histories (variant_id, old_listed_price, new_listed_price, changed_by, effective_date, reason)</w:t>
+        <w:br/>
+        <w:t>-- customer_credit_accounts (customer_id UNIQUE, balance, currency)</w:t>
+        <w:br/>
+        <w:t>-- credit_transactions (account_id, idempotency_key, order_id, amount, type, description)</w:t>
+        <w:br/>
+        <w:t>-- order_accessories (order_id, item_name, price, quantity)</w:t>
+        <w:br/>
+        <w:t>-- discount_policies (role, max_discount_percentage, max_discount_amount, is_active)</w:t>
+        <w:br/>
+        <w:t>-- vehicle_images (variant_id, image_url, is_thumbnail, is_360_asset, angle_order)</w:t>
+        <w:br/>
+        <w:t>-- outbox_events (aggregate_type, aggregate_id, event_type, payload, status, retry_count)</w:t>
+        <w:br/>
+        <w:t>-- ============================================================</w:t>
       </w:r>
     </w:p>
     <w:p>
@@ -26612,6 +26633,8 @@
         <w:br/>
         <w:t>CREATE INDEX IF NOT EXISTS idx_orders_sale_id ON orders(sale_id);</w:t>
         <w:br/>
+        <w:t>-- NOTE: code also has idx_orders_customer_status ON orders(customer_id, status) and idx_orders_pending_timeout ON orders(created_at) WHERE status = 'PENDING_PAYMENT'</w:t>
+        <w:br/>
         <w:br/>
         <w:t>-- E3.2 HIGH: Manager filter by showroom</w:t>
         <w:br/>
@@ -26622,6 +26645,8 @@
         <w:br/>
         <w:t>CREATE INDEX IF NOT EXISTS idx_payments_order_id ON payments(order_id);</w:t>
         <w:br/>
+        <w:t>-- NOTE: code also has idx_payments_transaction_ref ON payments(transaction_ref, gateway) WHERE payment_status = 'PENDING'</w:t>
+        <w:br/>
         <w:br/>
         <w:t>-- E3.4 HIGH: JOIN loan info khi load order</w:t>
         <w:br/>
@@ -26652,12 +26677,14 @@
         <w:br/>
         <w:t>-- E3.10 MEDIUM: Kanban filter</w:t>
         <w:br/>
-        <w:t>CREATE INDEX IF NOT EXISTS idx_crm_leads_status ON crm_leads(lead_status);</w:t>
+        <w:t>CREATE INDEX IF NOT EXISTS idx_crm_leads_status ON crm_leads(lead_status); -- NOTE: code also has idx_leads_phone ON crm_leads(phone) and idx_leads_sale ON crm_leads(assigned_sale_id)</w:t>
         <w:br/>
         <w:br/>
         <w:t>-- E3.11 HIGH: Inventory query by showroom</w:t>
         <w:br/>
         <w:t>CREATE INDEX IF NOT EXISTS idx_vehicles_showroom_id ON vehicles(showroom_id);</w:t>
+        <w:br/>
+        <w:t>-- NOTE: code also has idx_available_cars ON vehicles(variant_id, color, showroom_id) WHERE status = 'AVAILABLE'</w:t>
         <w:br/>
         <w:br/>
         <w:t>-- E3.12 MEDIUM: Order status timeline</w:t>
@@ -26745,23 +26772,23 @@
         <w:br/>
         <w:t xml:space="preserve">        UPDATE vehicle_quotas SET total_physical_count = total_physical_count + 1</w:t>
         <w:br/>
-        <w:t xml:space="preserve">        WHERE variantId = NEW.variantId AND showroomId = NEW.showroomId;</w:t>
+        <w:t xml:space="preserve">        WHERE variantId = NEW.variant_id AND showroomId = NEW.showroom_id;</w:t>
         <w:br/>
         <w:t xml:space="preserve">    ELSIF TG_OP = 'DELETE' THEN</w:t>
         <w:br/>
         <w:t xml:space="preserve">        UPDATE vehicle_quotas SET total_physical_count = GREATEST(0, total_physical_count - 1)</w:t>
         <w:br/>
-        <w:t xml:space="preserve">        WHERE variantId = OLD.variantId AND showroomId = OLD.showroomId;</w:t>
-        <w:br/>
-        <w:t xml:space="preserve">    ELSIF TG_OP = 'UPDATE' AND OLD.showroomId != NEW.showroomId THEN</w:t>
+        <w:t xml:space="preserve">        WHERE variantId = OLD.variant_id AND showroomId = OLD.showroom_id;</w:t>
+        <w:br/>
+        <w:t xml:space="preserve">    ELSIF TG_OP = 'UPDATE' AND OLD.showroom_id != NEW.showroom_id THEN</w:t>
         <w:br/>
         <w:t xml:space="preserve">        UPDATE vehicle_quotas SET total_physical_count = GREATEST(0, total_physical_count - 1)</w:t>
         <w:br/>
-        <w:t xml:space="preserve">        WHERE variantId = OLD.variantId AND showroomId = OLD.showroomId;</w:t>
+        <w:t xml:space="preserve">        WHERE variantId = OLD.variant_id AND showroomId = OLD.showroom_id;</w:t>
         <w:br/>
         <w:t xml:space="preserve">        UPDATE vehicle_quotas SET total_physical_count = total_physical_count + 1</w:t>
         <w:br/>
-        <w:t xml:space="preserve">        WHERE variantId = NEW.variantId AND showroomId = NEW.showroomId;</w:t>
+        <w:t xml:space="preserve">        WHERE variantId = NEW.variant_id AND showroomId = NEW.showroom_id;</w:t>
         <w:br/>
         <w:t xml:space="preserve">    END IF;</w:t>
         <w:br/>
